--- a/docs/БВТ2201_Аблязов_Лабораторная_работа_3.docx
+++ b/docs/БВТ2201_Аблязов_Лабораторная_работа_3.docx
@@ -999,7 +999,6 @@
           <w:color w:val="auto"/>
           <w:sz w:val="28"/>
           <w:szCs w:val="28"/>
-          <w:lang w:val="en-US"/>
         </w:rPr>
         <w:t xml:space="preserve"> </w:t>
       </w:r>
@@ -4249,35 +4248,37 @@
         <w:tblLook w:val="04A0" w:firstRow="1" w:lastRow="0" w:firstColumn="1" w:lastColumn="0" w:noHBand="0" w:noVBand="1"/>
       </w:tblPr>
       <w:tblGrid>
-        <w:gridCol w:w="2660"/>
-        <w:gridCol w:w="1281"/>
-        <w:gridCol w:w="1971"/>
-        <w:gridCol w:w="1971"/>
-        <w:gridCol w:w="1971"/>
+        <w:gridCol w:w="2106"/>
+        <w:gridCol w:w="1123"/>
+        <w:gridCol w:w="1591"/>
+        <w:gridCol w:w="1418"/>
+        <w:gridCol w:w="1241"/>
+        <w:gridCol w:w="1324"/>
+        <w:gridCol w:w="1051"/>
       </w:tblGrid>
       <w:tr>
         <w:tc>
           <w:tcPr>
-            <w:tcW w:w="2660" w:type="dxa"/>
-            <w:vAlign w:val="center"/>
-          </w:tcPr>
-          <w:p>
-            <w:pPr>
-              <w:spacing w:after="0" w:line="360" w:lineRule="auto"/>
-              <w:jc w:val="center"/>
-              <w:rPr>
-                <w:rStyle w:val="20"/>
-                <w:rFonts w:ascii="Times New Roman" w:eastAsia="Times New Roman" w:hAnsi="Times New Roman" w:cs="Times New Roman"/>
-                <w:color w:val="auto"/>
-                <w:sz w:val="28"/>
-                <w:szCs w:val="28"/>
-              </w:rPr>
-            </w:pPr>
-          </w:p>
-        </w:tc>
-        <w:tc>
-          <w:tcPr>
-            <w:tcW w:w="1281" w:type="dxa"/>
+            <w:tcW w:w="2106" w:type="dxa"/>
+            <w:vAlign w:val="center"/>
+          </w:tcPr>
+          <w:p>
+            <w:pPr>
+              <w:spacing w:after="0" w:line="360" w:lineRule="auto"/>
+              <w:jc w:val="center"/>
+              <w:rPr>
+                <w:rStyle w:val="20"/>
+                <w:rFonts w:ascii="Times New Roman" w:eastAsia="Times New Roman" w:hAnsi="Times New Roman" w:cs="Times New Roman"/>
+                <w:color w:val="auto"/>
+                <w:sz w:val="28"/>
+                <w:szCs w:val="28"/>
+              </w:rPr>
+            </w:pPr>
+          </w:p>
+        </w:tc>
+        <w:tc>
+          <w:tcPr>
+            <w:tcW w:w="1123" w:type="dxa"/>
             <w:vAlign w:val="center"/>
           </w:tcPr>
           <w:p>
@@ -4308,7 +4309,7 @@
         </w:tc>
         <w:tc>
           <w:tcPr>
-            <w:tcW w:w="1971" w:type="dxa"/>
+            <w:tcW w:w="1591" w:type="dxa"/>
             <w:vAlign w:val="center"/>
           </w:tcPr>
           <w:p>
@@ -4339,7 +4340,7 @@
         </w:tc>
         <w:tc>
           <w:tcPr>
-            <w:tcW w:w="1971" w:type="dxa"/>
+            <w:tcW w:w="1418" w:type="dxa"/>
             <w:vAlign w:val="center"/>
           </w:tcPr>
           <w:p>
@@ -4370,7 +4371,7 @@
         </w:tc>
         <w:tc>
           <w:tcPr>
-            <w:tcW w:w="1971" w:type="dxa"/>
+            <w:tcW w:w="1241" w:type="dxa"/>
             <w:vAlign w:val="center"/>
           </w:tcPr>
           <w:p>
@@ -4396,6 +4397,84 @@
                 <w:lang w:val="en-US"/>
               </w:rPr>
               <w:t>CER</w:t>
+            </w:r>
+          </w:p>
+        </w:tc>
+        <w:tc>
+          <w:tcPr>
+            <w:tcW w:w="1324" w:type="dxa"/>
+          </w:tcPr>
+          <w:p>
+            <w:pPr>
+              <w:spacing w:after="0" w:line="360" w:lineRule="auto"/>
+              <w:jc w:val="center"/>
+              <w:rPr>
+                <w:rStyle w:val="20"/>
+                <w:rFonts w:ascii="Times New Roman" w:eastAsia="Times New Roman" w:hAnsi="Times New Roman" w:cs="Times New Roman"/>
+                <w:color w:val="auto"/>
+                <w:sz w:val="28"/>
+                <w:szCs w:val="28"/>
+              </w:rPr>
+            </w:pPr>
+            <w:r>
+              <w:rPr>
+                <w:rStyle w:val="20"/>
+                <w:rFonts w:ascii="Times New Roman" w:eastAsia="Times New Roman" w:hAnsi="Times New Roman" w:cs="Times New Roman"/>
+                <w:color w:val="auto"/>
+                <w:sz w:val="28"/>
+                <w:szCs w:val="28"/>
+                <w:lang w:val="en-US"/>
+              </w:rPr>
+              <w:t>Latency</w:t>
+            </w:r>
+            <w:r>
+              <w:rPr>
+                <w:rStyle w:val="20"/>
+                <w:rFonts w:ascii="Times New Roman" w:eastAsia="Times New Roman" w:hAnsi="Times New Roman" w:cs="Times New Roman"/>
+                <w:color w:val="auto"/>
+                <w:sz w:val="28"/>
+                <w:szCs w:val="28"/>
+              </w:rPr>
+              <w:t xml:space="preserve"> (с)</w:t>
+            </w:r>
+          </w:p>
+        </w:tc>
+        <w:tc>
+          <w:tcPr>
+            <w:tcW w:w="1051" w:type="dxa"/>
+          </w:tcPr>
+          <w:p>
+            <w:pPr>
+              <w:spacing w:after="0" w:line="360" w:lineRule="auto"/>
+              <w:jc w:val="center"/>
+              <w:rPr>
+                <w:rStyle w:val="20"/>
+                <w:rFonts w:ascii="Times New Roman" w:eastAsia="Times New Roman" w:hAnsi="Times New Roman" w:cs="Times New Roman"/>
+                <w:color w:val="auto"/>
+                <w:sz w:val="28"/>
+                <w:szCs w:val="28"/>
+              </w:rPr>
+            </w:pPr>
+            <w:r>
+              <w:rPr>
+                <w:rStyle w:val="20"/>
+                <w:rFonts w:ascii="Times New Roman" w:eastAsia="Times New Roman" w:hAnsi="Times New Roman" w:cs="Times New Roman"/>
+                <w:color w:val="auto"/>
+                <w:sz w:val="28"/>
+                <w:szCs w:val="28"/>
+                <w:lang w:val="en-US"/>
+              </w:rPr>
+              <w:t>Size</w:t>
+            </w:r>
+            <w:r>
+              <w:rPr>
+                <w:rStyle w:val="20"/>
+                <w:rFonts w:ascii="Times New Roman" w:eastAsia="Times New Roman" w:hAnsi="Times New Roman" w:cs="Times New Roman"/>
+                <w:color w:val="auto"/>
+                <w:sz w:val="28"/>
+                <w:szCs w:val="28"/>
+              </w:rPr>
+              <w:t xml:space="preserve"> (МБ)</w:t>
             </w:r>
           </w:p>
         </w:tc>
@@ -4403,49 +4482,38 @@
       <w:tr>
         <w:tc>
           <w:tcPr>
-            <w:tcW w:w="2660" w:type="dxa"/>
-            <w:vAlign w:val="center"/>
-          </w:tcPr>
-          <w:p>
-            <w:pPr>
-              <w:spacing w:after="0" w:line="360" w:lineRule="auto"/>
-              <w:jc w:val="center"/>
-              <w:rPr>
-                <w:rStyle w:val="20"/>
-                <w:rFonts w:ascii="Times New Roman" w:eastAsia="Times New Roman" w:hAnsi="Times New Roman" w:cs="Times New Roman"/>
-                <w:color w:val="auto"/>
-                <w:sz w:val="28"/>
-                <w:szCs w:val="28"/>
-                <w:lang w:val="en-US"/>
-              </w:rPr>
-            </w:pPr>
-            <w:r>
-              <w:rPr>
-                <w:rStyle w:val="20"/>
-                <w:rFonts w:ascii="Times New Roman" w:eastAsia="Times New Roman" w:hAnsi="Times New Roman" w:cs="Times New Roman"/>
-                <w:color w:val="auto"/>
-                <w:sz w:val="28"/>
-                <w:szCs w:val="28"/>
-                <w:lang w:val="en-US"/>
-              </w:rPr>
-              <w:t>COMPANY</w:t>
-            </w:r>
-            <w:r>
-              <w:rPr>
-                <w:rStyle w:val="20"/>
-                <w:rFonts w:ascii="Times New Roman" w:eastAsia="Times New Roman" w:hAnsi="Times New Roman" w:cs="Times New Roman"/>
-                <w:color w:val="auto"/>
-                <w:sz w:val="28"/>
-                <w:szCs w:val="28"/>
-                <w:lang w:val="en-US"/>
-              </w:rPr>
-              <w:t xml:space="preserve"> (b)</w:t>
-            </w:r>
-          </w:p>
-        </w:tc>
-        <w:tc>
-          <w:tcPr>
-            <w:tcW w:w="1281" w:type="dxa"/>
+            <w:tcW w:w="2106" w:type="dxa"/>
+            <w:vAlign w:val="center"/>
+          </w:tcPr>
+          <w:p>
+            <w:pPr>
+              <w:spacing w:after="0" w:line="360" w:lineRule="auto"/>
+              <w:jc w:val="center"/>
+              <w:rPr>
+                <w:rStyle w:val="20"/>
+                <w:rFonts w:ascii="Times New Roman" w:eastAsia="Times New Roman" w:hAnsi="Times New Roman" w:cs="Times New Roman"/>
+                <w:color w:val="auto"/>
+                <w:sz w:val="28"/>
+                <w:szCs w:val="28"/>
+                <w:lang w:val="en-US"/>
+              </w:rPr>
+            </w:pPr>
+            <w:r>
+              <w:rPr>
+                <w:rStyle w:val="20"/>
+                <w:rFonts w:ascii="Times New Roman" w:eastAsia="Times New Roman" w:hAnsi="Times New Roman" w:cs="Times New Roman"/>
+                <w:color w:val="auto"/>
+                <w:sz w:val="28"/>
+                <w:szCs w:val="28"/>
+                <w:lang w:val="en-US"/>
+              </w:rPr>
+              <w:t>COMPANY (b)</w:t>
+            </w:r>
+          </w:p>
+        </w:tc>
+        <w:tc>
+          <w:tcPr>
+            <w:tcW w:w="1123" w:type="dxa"/>
             <w:vAlign w:val="center"/>
           </w:tcPr>
           <w:p>
@@ -4476,7 +4544,7 @@
         </w:tc>
         <w:tc>
           <w:tcPr>
-            <w:tcW w:w="1971" w:type="dxa"/>
+            <w:tcW w:w="1591" w:type="dxa"/>
             <w:vAlign w:val="center"/>
           </w:tcPr>
           <w:p>
@@ -4507,7 +4575,7 @@
         </w:tc>
         <w:tc>
           <w:tcPr>
-            <w:tcW w:w="1971" w:type="dxa"/>
+            <w:tcW w:w="1418" w:type="dxa"/>
             <w:vAlign w:val="center"/>
           </w:tcPr>
           <w:p>
@@ -4538,7 +4606,7 @@
         </w:tc>
         <w:tc>
           <w:tcPr>
-            <w:tcW w:w="1971" w:type="dxa"/>
+            <w:tcW w:w="1241" w:type="dxa"/>
             <w:vAlign w:val="center"/>
           </w:tcPr>
           <w:p>
@@ -4564,6 +4632,66 @@
                 <w:lang w:val="en-US"/>
               </w:rPr>
               <w:t>0.4936</w:t>
+            </w:r>
+          </w:p>
+        </w:tc>
+        <w:tc>
+          <w:tcPr>
+            <w:tcW w:w="1324" w:type="dxa"/>
+          </w:tcPr>
+          <w:p>
+            <w:pPr>
+              <w:spacing w:after="0" w:line="360" w:lineRule="auto"/>
+              <w:jc w:val="center"/>
+              <w:rPr>
+                <w:rStyle w:val="20"/>
+                <w:rFonts w:ascii="Times New Roman" w:eastAsia="Times New Roman" w:hAnsi="Times New Roman" w:cs="Times New Roman"/>
+                <w:color w:val="auto"/>
+                <w:sz w:val="28"/>
+                <w:szCs w:val="28"/>
+                <w:lang w:val="en-US"/>
+              </w:rPr>
+            </w:pPr>
+            <w:r>
+              <w:rPr>
+                <w:rStyle w:val="20"/>
+                <w:rFonts w:ascii="Times New Roman" w:eastAsia="Times New Roman" w:hAnsi="Times New Roman" w:cs="Times New Roman"/>
+                <w:color w:val="auto"/>
+                <w:sz w:val="28"/>
+                <w:szCs w:val="28"/>
+                <w:lang w:val="en-US"/>
+              </w:rPr>
+              <w:t>-</w:t>
+            </w:r>
+          </w:p>
+        </w:tc>
+        <w:tc>
+          <w:tcPr>
+            <w:tcW w:w="1051" w:type="dxa"/>
+          </w:tcPr>
+          <w:p>
+            <w:pPr>
+              <w:spacing w:after="0" w:line="360" w:lineRule="auto"/>
+              <w:jc w:val="center"/>
+              <w:rPr>
+                <w:rStyle w:val="20"/>
+                <w:rFonts w:ascii="Times New Roman" w:eastAsia="Times New Roman" w:hAnsi="Times New Roman" w:cs="Times New Roman"/>
+                <w:color w:val="auto"/>
+                <w:sz w:val="28"/>
+                <w:szCs w:val="28"/>
+                <w:lang w:val="en-US"/>
+              </w:rPr>
+            </w:pPr>
+            <w:r>
+              <w:rPr>
+                <w:rStyle w:val="20"/>
+                <w:rFonts w:ascii="Times New Roman" w:eastAsia="Times New Roman" w:hAnsi="Times New Roman" w:cs="Times New Roman"/>
+                <w:color w:val="auto"/>
+                <w:sz w:val="28"/>
+                <w:szCs w:val="28"/>
+                <w:lang w:val="en-US"/>
+              </w:rPr>
+              <w:t>-</w:t>
             </w:r>
           </w:p>
         </w:tc>
@@ -4571,60 +4699,38 @@
       <w:tr>
         <w:tc>
           <w:tcPr>
-            <w:tcW w:w="2660" w:type="dxa"/>
-            <w:vAlign w:val="center"/>
-          </w:tcPr>
-          <w:p>
-            <w:pPr>
-              <w:spacing w:after="0" w:line="360" w:lineRule="auto"/>
-              <w:jc w:val="center"/>
-              <w:rPr>
-                <w:rStyle w:val="20"/>
-                <w:rFonts w:ascii="Times New Roman" w:eastAsia="Times New Roman" w:hAnsi="Times New Roman" w:cs="Times New Roman"/>
-                <w:color w:val="auto"/>
-                <w:sz w:val="28"/>
-                <w:szCs w:val="28"/>
-                <w:lang w:val="en-US"/>
-              </w:rPr>
-            </w:pPr>
-            <w:r>
-              <w:rPr>
-                <w:rStyle w:val="20"/>
-                <w:rFonts w:ascii="Times New Roman" w:eastAsia="Times New Roman" w:hAnsi="Times New Roman" w:cs="Times New Roman"/>
-                <w:color w:val="auto"/>
-                <w:sz w:val="28"/>
-                <w:szCs w:val="28"/>
-                <w:lang w:val="en-US"/>
-              </w:rPr>
-              <w:t>COMPANY (</w:t>
-            </w:r>
-            <w:r>
-              <w:rPr>
-                <w:rStyle w:val="20"/>
-                <w:rFonts w:ascii="Times New Roman" w:eastAsia="Times New Roman" w:hAnsi="Times New Roman" w:cs="Times New Roman"/>
-                <w:color w:val="auto"/>
-                <w:sz w:val="28"/>
-                <w:szCs w:val="28"/>
-                <w:lang w:val="en-US"/>
-              </w:rPr>
-              <w:t>exp1</w:t>
-            </w:r>
-            <w:r>
-              <w:rPr>
-                <w:rStyle w:val="20"/>
-                <w:rFonts w:ascii="Times New Roman" w:eastAsia="Times New Roman" w:hAnsi="Times New Roman" w:cs="Times New Roman"/>
-                <w:color w:val="auto"/>
-                <w:sz w:val="28"/>
-                <w:szCs w:val="28"/>
-                <w:lang w:val="en-US"/>
-              </w:rPr>
-              <w:t>)</w:t>
-            </w:r>
-          </w:p>
-        </w:tc>
-        <w:tc>
-          <w:tcPr>
-            <w:tcW w:w="1281" w:type="dxa"/>
+            <w:tcW w:w="2106" w:type="dxa"/>
+            <w:vAlign w:val="center"/>
+          </w:tcPr>
+          <w:p>
+            <w:pPr>
+              <w:spacing w:after="0" w:line="360" w:lineRule="auto"/>
+              <w:jc w:val="center"/>
+              <w:rPr>
+                <w:rStyle w:val="20"/>
+                <w:rFonts w:ascii="Times New Roman" w:eastAsia="Times New Roman" w:hAnsi="Times New Roman" w:cs="Times New Roman"/>
+                <w:color w:val="auto"/>
+                <w:sz w:val="28"/>
+                <w:szCs w:val="28"/>
+                <w:lang w:val="en-US"/>
+              </w:rPr>
+            </w:pPr>
+            <w:r>
+              <w:rPr>
+                <w:rStyle w:val="20"/>
+                <w:rFonts w:ascii="Times New Roman" w:eastAsia="Times New Roman" w:hAnsi="Times New Roman" w:cs="Times New Roman"/>
+                <w:color w:val="auto"/>
+                <w:sz w:val="28"/>
+                <w:szCs w:val="28"/>
+                <w:lang w:val="en-US"/>
+              </w:rPr>
+              <w:t>COMPANY (exp1)</w:t>
+            </w:r>
+          </w:p>
+        </w:tc>
+        <w:tc>
+          <w:tcPr>
+            <w:tcW w:w="1123" w:type="dxa"/>
             <w:vAlign w:val="center"/>
           </w:tcPr>
           <w:p>
@@ -4655,7 +4761,7 @@
         </w:tc>
         <w:tc>
           <w:tcPr>
-            <w:tcW w:w="1971" w:type="dxa"/>
+            <w:tcW w:w="1591" w:type="dxa"/>
             <w:vAlign w:val="center"/>
           </w:tcPr>
           <w:p>
@@ -4686,7 +4792,7 @@
         </w:tc>
         <w:tc>
           <w:tcPr>
-            <w:tcW w:w="1971" w:type="dxa"/>
+            <w:tcW w:w="1418" w:type="dxa"/>
             <w:vAlign w:val="center"/>
           </w:tcPr>
           <w:p>
@@ -4717,7 +4823,7 @@
         </w:tc>
         <w:tc>
           <w:tcPr>
-            <w:tcW w:w="1971" w:type="dxa"/>
+            <w:tcW w:w="1241" w:type="dxa"/>
             <w:vAlign w:val="center"/>
           </w:tcPr>
           <w:p>
@@ -4743,6 +4849,66 @@
                 <w:lang w:val="en-US"/>
               </w:rPr>
               <w:t>0.457</w:t>
+            </w:r>
+          </w:p>
+        </w:tc>
+        <w:tc>
+          <w:tcPr>
+            <w:tcW w:w="1324" w:type="dxa"/>
+          </w:tcPr>
+          <w:p>
+            <w:pPr>
+              <w:spacing w:after="0" w:line="360" w:lineRule="auto"/>
+              <w:jc w:val="center"/>
+              <w:rPr>
+                <w:rStyle w:val="20"/>
+                <w:rFonts w:ascii="Times New Roman" w:eastAsia="Times New Roman" w:hAnsi="Times New Roman" w:cs="Times New Roman"/>
+                <w:color w:val="auto"/>
+                <w:sz w:val="28"/>
+                <w:szCs w:val="28"/>
+                <w:lang w:val="en-US"/>
+              </w:rPr>
+            </w:pPr>
+            <w:r>
+              <w:rPr>
+                <w:rStyle w:val="20"/>
+                <w:rFonts w:ascii="Times New Roman" w:eastAsia="Times New Roman" w:hAnsi="Times New Roman" w:cs="Times New Roman"/>
+                <w:color w:val="auto"/>
+                <w:sz w:val="28"/>
+                <w:szCs w:val="28"/>
+                <w:lang w:val="en-US"/>
+              </w:rPr>
+              <w:t>-</w:t>
+            </w:r>
+          </w:p>
+        </w:tc>
+        <w:tc>
+          <w:tcPr>
+            <w:tcW w:w="1051" w:type="dxa"/>
+          </w:tcPr>
+          <w:p>
+            <w:pPr>
+              <w:spacing w:after="0" w:line="360" w:lineRule="auto"/>
+              <w:jc w:val="center"/>
+              <w:rPr>
+                <w:rStyle w:val="20"/>
+                <w:rFonts w:ascii="Times New Roman" w:eastAsia="Times New Roman" w:hAnsi="Times New Roman" w:cs="Times New Roman"/>
+                <w:color w:val="auto"/>
+                <w:sz w:val="28"/>
+                <w:szCs w:val="28"/>
+                <w:lang w:val="en-US"/>
+              </w:rPr>
+            </w:pPr>
+            <w:r>
+              <w:rPr>
+                <w:rStyle w:val="20"/>
+                <w:rFonts w:ascii="Times New Roman" w:eastAsia="Times New Roman" w:hAnsi="Times New Roman" w:cs="Times New Roman"/>
+                <w:color w:val="auto"/>
+                <w:sz w:val="28"/>
+                <w:szCs w:val="28"/>
+                <w:lang w:val="en-US"/>
+              </w:rPr>
+              <w:t>-</w:t>
             </w:r>
           </w:p>
         </w:tc>
@@ -4750,60 +4916,38 @@
       <w:tr>
         <w:tc>
           <w:tcPr>
-            <w:tcW w:w="2660" w:type="dxa"/>
-            <w:vAlign w:val="center"/>
-          </w:tcPr>
-          <w:p>
-            <w:pPr>
-              <w:spacing w:after="0" w:line="360" w:lineRule="auto"/>
-              <w:jc w:val="center"/>
-              <w:rPr>
-                <w:rStyle w:val="20"/>
-                <w:rFonts w:ascii="Times New Roman" w:eastAsia="Times New Roman" w:hAnsi="Times New Roman" w:cs="Times New Roman"/>
-                <w:color w:val="auto"/>
-                <w:sz w:val="28"/>
-                <w:szCs w:val="28"/>
-                <w:lang w:val="en-US"/>
-              </w:rPr>
-            </w:pPr>
-            <w:r>
-              <w:rPr>
-                <w:rStyle w:val="20"/>
-                <w:rFonts w:ascii="Times New Roman" w:eastAsia="Times New Roman" w:hAnsi="Times New Roman" w:cs="Times New Roman"/>
-                <w:color w:val="auto"/>
-                <w:sz w:val="28"/>
-                <w:szCs w:val="28"/>
-                <w:lang w:val="en-US"/>
-              </w:rPr>
-              <w:t>COMPANY (exp</w:t>
-            </w:r>
-            <w:r>
-              <w:rPr>
-                <w:rStyle w:val="20"/>
-                <w:rFonts w:ascii="Times New Roman" w:eastAsia="Times New Roman" w:hAnsi="Times New Roman" w:cs="Times New Roman"/>
-                <w:color w:val="auto"/>
-                <w:sz w:val="28"/>
-                <w:szCs w:val="28"/>
-                <w:lang w:val="en-US"/>
-              </w:rPr>
-              <w:t>2</w:t>
-            </w:r>
-            <w:r>
-              <w:rPr>
-                <w:rStyle w:val="20"/>
-                <w:rFonts w:ascii="Times New Roman" w:eastAsia="Times New Roman" w:hAnsi="Times New Roman" w:cs="Times New Roman"/>
-                <w:color w:val="auto"/>
-                <w:sz w:val="28"/>
-                <w:szCs w:val="28"/>
-                <w:lang w:val="en-US"/>
-              </w:rPr>
-              <w:t>)</w:t>
-            </w:r>
-          </w:p>
-        </w:tc>
-        <w:tc>
-          <w:tcPr>
-            <w:tcW w:w="1281" w:type="dxa"/>
+            <w:tcW w:w="2106" w:type="dxa"/>
+            <w:vAlign w:val="center"/>
+          </w:tcPr>
+          <w:p>
+            <w:pPr>
+              <w:spacing w:after="0" w:line="360" w:lineRule="auto"/>
+              <w:jc w:val="center"/>
+              <w:rPr>
+                <w:rStyle w:val="20"/>
+                <w:rFonts w:ascii="Times New Roman" w:eastAsia="Times New Roman" w:hAnsi="Times New Roman" w:cs="Times New Roman"/>
+                <w:color w:val="auto"/>
+                <w:sz w:val="28"/>
+                <w:szCs w:val="28"/>
+                <w:lang w:val="en-US"/>
+              </w:rPr>
+            </w:pPr>
+            <w:r>
+              <w:rPr>
+                <w:rStyle w:val="20"/>
+                <w:rFonts w:ascii="Times New Roman" w:eastAsia="Times New Roman" w:hAnsi="Times New Roman" w:cs="Times New Roman"/>
+                <w:color w:val="auto"/>
+                <w:sz w:val="28"/>
+                <w:szCs w:val="28"/>
+                <w:lang w:val="en-US"/>
+              </w:rPr>
+              <w:t>COMPANY (exp2)</w:t>
+            </w:r>
+          </w:p>
+        </w:tc>
+        <w:tc>
+          <w:tcPr>
+            <w:tcW w:w="1123" w:type="dxa"/>
             <w:vAlign w:val="center"/>
           </w:tcPr>
           <w:p>
@@ -4844,7 +4988,7 @@
         </w:tc>
         <w:tc>
           <w:tcPr>
-            <w:tcW w:w="1971" w:type="dxa"/>
+            <w:tcW w:w="1591" w:type="dxa"/>
             <w:vAlign w:val="center"/>
           </w:tcPr>
           <w:p>
@@ -4875,7 +5019,7 @@
         </w:tc>
         <w:tc>
           <w:tcPr>
-            <w:tcW w:w="1971" w:type="dxa"/>
+            <w:tcW w:w="1418" w:type="dxa"/>
             <w:vAlign w:val="center"/>
           </w:tcPr>
           <w:p>
@@ -4906,7 +5050,7 @@
         </w:tc>
         <w:tc>
           <w:tcPr>
-            <w:tcW w:w="1971" w:type="dxa"/>
+            <w:tcW w:w="1241" w:type="dxa"/>
             <w:vAlign w:val="center"/>
           </w:tcPr>
           <w:p>
@@ -4932,6 +5076,66 @@
                 <w:lang w:val="en-US"/>
               </w:rPr>
               <w:t>0.4567</w:t>
+            </w:r>
+          </w:p>
+        </w:tc>
+        <w:tc>
+          <w:tcPr>
+            <w:tcW w:w="1324" w:type="dxa"/>
+          </w:tcPr>
+          <w:p>
+            <w:pPr>
+              <w:spacing w:after="0" w:line="360" w:lineRule="auto"/>
+              <w:jc w:val="center"/>
+              <w:rPr>
+                <w:rStyle w:val="20"/>
+                <w:rFonts w:ascii="Times New Roman" w:eastAsia="Times New Roman" w:hAnsi="Times New Roman" w:cs="Times New Roman"/>
+                <w:color w:val="auto"/>
+                <w:sz w:val="28"/>
+                <w:szCs w:val="28"/>
+                <w:lang w:val="en-US"/>
+              </w:rPr>
+            </w:pPr>
+            <w:r>
+              <w:rPr>
+                <w:rStyle w:val="20"/>
+                <w:rFonts w:ascii="Times New Roman" w:eastAsia="Times New Roman" w:hAnsi="Times New Roman" w:cs="Times New Roman"/>
+                <w:color w:val="auto"/>
+                <w:sz w:val="28"/>
+                <w:szCs w:val="28"/>
+                <w:lang w:val="en-US"/>
+              </w:rPr>
+              <w:t>-</w:t>
+            </w:r>
+          </w:p>
+        </w:tc>
+        <w:tc>
+          <w:tcPr>
+            <w:tcW w:w="1051" w:type="dxa"/>
+          </w:tcPr>
+          <w:p>
+            <w:pPr>
+              <w:spacing w:after="0" w:line="360" w:lineRule="auto"/>
+              <w:jc w:val="center"/>
+              <w:rPr>
+                <w:rStyle w:val="20"/>
+                <w:rFonts w:ascii="Times New Roman" w:eastAsia="Times New Roman" w:hAnsi="Times New Roman" w:cs="Times New Roman"/>
+                <w:color w:val="auto"/>
+                <w:sz w:val="28"/>
+                <w:szCs w:val="28"/>
+                <w:lang w:val="en-US"/>
+              </w:rPr>
+            </w:pPr>
+            <w:r>
+              <w:rPr>
+                <w:rStyle w:val="20"/>
+                <w:rFonts w:ascii="Times New Roman" w:eastAsia="Times New Roman" w:hAnsi="Times New Roman" w:cs="Times New Roman"/>
+                <w:color w:val="auto"/>
+                <w:sz w:val="28"/>
+                <w:szCs w:val="28"/>
+                <w:lang w:val="en-US"/>
+              </w:rPr>
+              <w:t>-</w:t>
             </w:r>
           </w:p>
         </w:tc>
@@ -4939,60 +5143,38 @@
       <w:tr>
         <w:tc>
           <w:tcPr>
-            <w:tcW w:w="2660" w:type="dxa"/>
-            <w:vAlign w:val="center"/>
-          </w:tcPr>
-          <w:p>
-            <w:pPr>
-              <w:spacing w:after="0" w:line="360" w:lineRule="auto"/>
-              <w:jc w:val="center"/>
-              <w:rPr>
-                <w:rStyle w:val="20"/>
-                <w:rFonts w:ascii="Times New Roman" w:eastAsia="Times New Roman" w:hAnsi="Times New Roman" w:cs="Times New Roman"/>
-                <w:color w:val="auto"/>
-                <w:sz w:val="28"/>
-                <w:szCs w:val="28"/>
-                <w:lang w:val="en-US"/>
-              </w:rPr>
-            </w:pPr>
-            <w:r>
-              <w:rPr>
-                <w:rStyle w:val="20"/>
-                <w:rFonts w:ascii="Times New Roman" w:eastAsia="Times New Roman" w:hAnsi="Times New Roman" w:cs="Times New Roman"/>
-                <w:color w:val="auto"/>
-                <w:sz w:val="28"/>
-                <w:szCs w:val="28"/>
-                <w:lang w:val="en-US"/>
-              </w:rPr>
-              <w:t>COMPANY (exp</w:t>
-            </w:r>
-            <w:r>
-              <w:rPr>
-                <w:rStyle w:val="20"/>
-                <w:rFonts w:ascii="Times New Roman" w:eastAsia="Times New Roman" w:hAnsi="Times New Roman" w:cs="Times New Roman"/>
-                <w:color w:val="auto"/>
-                <w:sz w:val="28"/>
-                <w:szCs w:val="28"/>
-                <w:lang w:val="en-US"/>
-              </w:rPr>
-              <w:t>3</w:t>
-            </w:r>
-            <w:r>
-              <w:rPr>
-                <w:rStyle w:val="20"/>
-                <w:rFonts w:ascii="Times New Roman" w:eastAsia="Times New Roman" w:hAnsi="Times New Roman" w:cs="Times New Roman"/>
-                <w:color w:val="auto"/>
-                <w:sz w:val="28"/>
-                <w:szCs w:val="28"/>
-                <w:lang w:val="en-US"/>
-              </w:rPr>
-              <w:t>)</w:t>
-            </w:r>
-          </w:p>
-        </w:tc>
-        <w:tc>
-          <w:tcPr>
-            <w:tcW w:w="1281" w:type="dxa"/>
+            <w:tcW w:w="2106" w:type="dxa"/>
+            <w:vAlign w:val="center"/>
+          </w:tcPr>
+          <w:p>
+            <w:pPr>
+              <w:spacing w:after="0" w:line="360" w:lineRule="auto"/>
+              <w:jc w:val="center"/>
+              <w:rPr>
+                <w:rStyle w:val="20"/>
+                <w:rFonts w:ascii="Times New Roman" w:eastAsia="Times New Roman" w:hAnsi="Times New Roman" w:cs="Times New Roman"/>
+                <w:color w:val="auto"/>
+                <w:sz w:val="28"/>
+                <w:szCs w:val="28"/>
+                <w:lang w:val="en-US"/>
+              </w:rPr>
+            </w:pPr>
+            <w:r>
+              <w:rPr>
+                <w:rStyle w:val="20"/>
+                <w:rFonts w:ascii="Times New Roman" w:eastAsia="Times New Roman" w:hAnsi="Times New Roman" w:cs="Times New Roman"/>
+                <w:color w:val="auto"/>
+                <w:sz w:val="28"/>
+                <w:szCs w:val="28"/>
+                <w:lang w:val="en-US"/>
+              </w:rPr>
+              <w:t>COMPANY (exp3)</w:t>
+            </w:r>
+          </w:p>
+        </w:tc>
+        <w:tc>
+          <w:tcPr>
+            <w:tcW w:w="1123" w:type="dxa"/>
             <w:vAlign w:val="center"/>
           </w:tcPr>
           <w:p>
@@ -5023,7 +5205,7 @@
         </w:tc>
         <w:tc>
           <w:tcPr>
-            <w:tcW w:w="1971" w:type="dxa"/>
+            <w:tcW w:w="1591" w:type="dxa"/>
             <w:vAlign w:val="center"/>
           </w:tcPr>
           <w:p>
@@ -5054,7 +5236,7 @@
         </w:tc>
         <w:tc>
           <w:tcPr>
-            <w:tcW w:w="1971" w:type="dxa"/>
+            <w:tcW w:w="1418" w:type="dxa"/>
             <w:vAlign w:val="center"/>
           </w:tcPr>
           <w:p>
@@ -5085,7 +5267,7 @@
         </w:tc>
         <w:tc>
           <w:tcPr>
-            <w:tcW w:w="1971" w:type="dxa"/>
+            <w:tcW w:w="1241" w:type="dxa"/>
             <w:vAlign w:val="center"/>
           </w:tcPr>
           <w:p>
@@ -5111,6 +5293,66 @@
                 <w:lang w:val="en-US"/>
               </w:rPr>
               <w:t>0.506</w:t>
+            </w:r>
+          </w:p>
+        </w:tc>
+        <w:tc>
+          <w:tcPr>
+            <w:tcW w:w="1324" w:type="dxa"/>
+          </w:tcPr>
+          <w:p>
+            <w:pPr>
+              <w:spacing w:after="0" w:line="360" w:lineRule="auto"/>
+              <w:jc w:val="center"/>
+              <w:rPr>
+                <w:rStyle w:val="20"/>
+                <w:rFonts w:ascii="Times New Roman" w:eastAsia="Times New Roman" w:hAnsi="Times New Roman" w:cs="Times New Roman"/>
+                <w:color w:val="auto"/>
+                <w:sz w:val="28"/>
+                <w:szCs w:val="28"/>
+                <w:lang w:val="en-US"/>
+              </w:rPr>
+            </w:pPr>
+            <w:r>
+              <w:rPr>
+                <w:rStyle w:val="20"/>
+                <w:rFonts w:ascii="Times New Roman" w:eastAsia="Times New Roman" w:hAnsi="Times New Roman" w:cs="Times New Roman"/>
+                <w:color w:val="auto"/>
+                <w:sz w:val="28"/>
+                <w:szCs w:val="28"/>
+                <w:lang w:val="en-US"/>
+              </w:rPr>
+              <w:t>-</w:t>
+            </w:r>
+          </w:p>
+        </w:tc>
+        <w:tc>
+          <w:tcPr>
+            <w:tcW w:w="1051" w:type="dxa"/>
+          </w:tcPr>
+          <w:p>
+            <w:pPr>
+              <w:spacing w:after="0" w:line="360" w:lineRule="auto"/>
+              <w:jc w:val="center"/>
+              <w:rPr>
+                <w:rStyle w:val="20"/>
+                <w:rFonts w:ascii="Times New Roman" w:eastAsia="Times New Roman" w:hAnsi="Times New Roman" w:cs="Times New Roman"/>
+                <w:color w:val="auto"/>
+                <w:sz w:val="28"/>
+                <w:szCs w:val="28"/>
+                <w:lang w:val="en-US"/>
+              </w:rPr>
+            </w:pPr>
+            <w:r>
+              <w:rPr>
+                <w:rStyle w:val="20"/>
+                <w:rFonts w:ascii="Times New Roman" w:eastAsia="Times New Roman" w:hAnsi="Times New Roman" w:cs="Times New Roman"/>
+                <w:color w:val="auto"/>
+                <w:sz w:val="28"/>
+                <w:szCs w:val="28"/>
+                <w:lang w:val="en-US"/>
+              </w:rPr>
+              <w:t>-</w:t>
             </w:r>
           </w:p>
         </w:tc>
@@ -5118,49 +5360,38 @@
       <w:tr>
         <w:tc>
           <w:tcPr>
-            <w:tcW w:w="2660" w:type="dxa"/>
-            <w:vAlign w:val="center"/>
-          </w:tcPr>
-          <w:p>
-            <w:pPr>
-              <w:spacing w:after="0" w:line="360" w:lineRule="auto"/>
-              <w:jc w:val="center"/>
-              <w:rPr>
-                <w:rStyle w:val="20"/>
-                <w:rFonts w:ascii="Times New Roman" w:eastAsia="Times New Roman" w:hAnsi="Times New Roman" w:cs="Times New Roman"/>
-                <w:color w:val="auto"/>
-                <w:sz w:val="28"/>
-                <w:szCs w:val="28"/>
-                <w:lang w:val="en-US"/>
-              </w:rPr>
-            </w:pPr>
-            <w:r>
-              <w:rPr>
-                <w:rStyle w:val="20"/>
-                <w:rFonts w:ascii="Times New Roman" w:eastAsia="Times New Roman" w:hAnsi="Times New Roman" w:cs="Times New Roman"/>
-                <w:color w:val="auto"/>
-                <w:sz w:val="28"/>
-                <w:szCs w:val="28"/>
-                <w:lang w:val="en-US"/>
-              </w:rPr>
-              <w:t>DATE</w:t>
-            </w:r>
-            <w:r>
-              <w:rPr>
-                <w:rStyle w:val="20"/>
-                <w:rFonts w:ascii="Times New Roman" w:eastAsia="Times New Roman" w:hAnsi="Times New Roman" w:cs="Times New Roman"/>
-                <w:color w:val="auto"/>
-                <w:sz w:val="28"/>
-                <w:szCs w:val="28"/>
-                <w:lang w:val="en-US"/>
-              </w:rPr>
-              <w:t xml:space="preserve"> (b)</w:t>
-            </w:r>
-          </w:p>
-        </w:tc>
-        <w:tc>
-          <w:tcPr>
-            <w:tcW w:w="1281" w:type="dxa"/>
+            <w:tcW w:w="2106" w:type="dxa"/>
+            <w:vAlign w:val="center"/>
+          </w:tcPr>
+          <w:p>
+            <w:pPr>
+              <w:spacing w:after="0" w:line="360" w:lineRule="auto"/>
+              <w:jc w:val="center"/>
+              <w:rPr>
+                <w:rStyle w:val="20"/>
+                <w:rFonts w:ascii="Times New Roman" w:eastAsia="Times New Roman" w:hAnsi="Times New Roman" w:cs="Times New Roman"/>
+                <w:color w:val="auto"/>
+                <w:sz w:val="28"/>
+                <w:szCs w:val="28"/>
+                <w:lang w:val="en-US"/>
+              </w:rPr>
+            </w:pPr>
+            <w:r>
+              <w:rPr>
+                <w:rStyle w:val="20"/>
+                <w:rFonts w:ascii="Times New Roman" w:eastAsia="Times New Roman" w:hAnsi="Times New Roman" w:cs="Times New Roman"/>
+                <w:color w:val="auto"/>
+                <w:sz w:val="28"/>
+                <w:szCs w:val="28"/>
+                <w:lang w:val="en-US"/>
+              </w:rPr>
+              <w:t>DATE (b)</w:t>
+            </w:r>
+          </w:p>
+        </w:tc>
+        <w:tc>
+          <w:tcPr>
+            <w:tcW w:w="1123" w:type="dxa"/>
             <w:vAlign w:val="center"/>
           </w:tcPr>
           <w:p>
@@ -5191,7 +5422,7 @@
         </w:tc>
         <w:tc>
           <w:tcPr>
-            <w:tcW w:w="1971" w:type="dxa"/>
+            <w:tcW w:w="1591" w:type="dxa"/>
             <w:vAlign w:val="center"/>
           </w:tcPr>
           <w:p>
@@ -5222,7 +5453,7 @@
         </w:tc>
         <w:tc>
           <w:tcPr>
-            <w:tcW w:w="1971" w:type="dxa"/>
+            <w:tcW w:w="1418" w:type="dxa"/>
             <w:vAlign w:val="center"/>
           </w:tcPr>
           <w:p>
@@ -5253,7 +5484,7 @@
         </w:tc>
         <w:tc>
           <w:tcPr>
-            <w:tcW w:w="1971" w:type="dxa"/>
+            <w:tcW w:w="1241" w:type="dxa"/>
             <w:vAlign w:val="center"/>
           </w:tcPr>
           <w:p>
@@ -5279,6 +5510,66 @@
                 <w:lang w:val="en-US"/>
               </w:rPr>
               <w:t>0.4043</w:t>
+            </w:r>
+          </w:p>
+        </w:tc>
+        <w:tc>
+          <w:tcPr>
+            <w:tcW w:w="1324" w:type="dxa"/>
+          </w:tcPr>
+          <w:p>
+            <w:pPr>
+              <w:spacing w:after="0" w:line="360" w:lineRule="auto"/>
+              <w:jc w:val="center"/>
+              <w:rPr>
+                <w:rStyle w:val="20"/>
+                <w:rFonts w:ascii="Times New Roman" w:eastAsia="Times New Roman" w:hAnsi="Times New Roman" w:cs="Times New Roman"/>
+                <w:color w:val="auto"/>
+                <w:sz w:val="28"/>
+                <w:szCs w:val="28"/>
+                <w:lang w:val="en-US"/>
+              </w:rPr>
+            </w:pPr>
+            <w:r>
+              <w:rPr>
+                <w:rStyle w:val="20"/>
+                <w:rFonts w:ascii="Times New Roman" w:eastAsia="Times New Roman" w:hAnsi="Times New Roman" w:cs="Times New Roman"/>
+                <w:color w:val="auto"/>
+                <w:sz w:val="28"/>
+                <w:szCs w:val="28"/>
+                <w:lang w:val="en-US"/>
+              </w:rPr>
+              <w:t>-</w:t>
+            </w:r>
+          </w:p>
+        </w:tc>
+        <w:tc>
+          <w:tcPr>
+            <w:tcW w:w="1051" w:type="dxa"/>
+          </w:tcPr>
+          <w:p>
+            <w:pPr>
+              <w:spacing w:after="0" w:line="360" w:lineRule="auto"/>
+              <w:jc w:val="center"/>
+              <w:rPr>
+                <w:rStyle w:val="20"/>
+                <w:rFonts w:ascii="Times New Roman" w:eastAsia="Times New Roman" w:hAnsi="Times New Roman" w:cs="Times New Roman"/>
+                <w:color w:val="auto"/>
+                <w:sz w:val="28"/>
+                <w:szCs w:val="28"/>
+                <w:lang w:val="en-US"/>
+              </w:rPr>
+            </w:pPr>
+            <w:r>
+              <w:rPr>
+                <w:rStyle w:val="20"/>
+                <w:rFonts w:ascii="Times New Roman" w:eastAsia="Times New Roman" w:hAnsi="Times New Roman" w:cs="Times New Roman"/>
+                <w:color w:val="auto"/>
+                <w:sz w:val="28"/>
+                <w:szCs w:val="28"/>
+                <w:lang w:val="en-US"/>
+              </w:rPr>
+              <w:t>-</w:t>
             </w:r>
           </w:p>
         </w:tc>
@@ -5286,60 +5577,38 @@
       <w:tr>
         <w:tc>
           <w:tcPr>
-            <w:tcW w:w="2660" w:type="dxa"/>
-            <w:vAlign w:val="center"/>
-          </w:tcPr>
-          <w:p>
-            <w:pPr>
-              <w:spacing w:after="0" w:line="360" w:lineRule="auto"/>
-              <w:jc w:val="center"/>
-              <w:rPr>
-                <w:rStyle w:val="20"/>
-                <w:rFonts w:ascii="Times New Roman" w:eastAsia="Times New Roman" w:hAnsi="Times New Roman" w:cs="Times New Roman"/>
-                <w:color w:val="auto"/>
-                <w:sz w:val="28"/>
-                <w:szCs w:val="28"/>
-                <w:lang w:val="en-US"/>
-              </w:rPr>
-            </w:pPr>
-            <w:r>
-              <w:rPr>
-                <w:rStyle w:val="20"/>
-                <w:rFonts w:ascii="Times New Roman" w:eastAsia="Times New Roman" w:hAnsi="Times New Roman" w:cs="Times New Roman"/>
-                <w:color w:val="auto"/>
-                <w:sz w:val="28"/>
-                <w:szCs w:val="28"/>
-                <w:lang w:val="en-US"/>
-              </w:rPr>
-              <w:t>DATE (</w:t>
-            </w:r>
-            <w:r>
-              <w:rPr>
-                <w:rStyle w:val="20"/>
-                <w:rFonts w:ascii="Times New Roman" w:eastAsia="Times New Roman" w:hAnsi="Times New Roman" w:cs="Times New Roman"/>
-                <w:color w:val="auto"/>
-                <w:sz w:val="28"/>
-                <w:szCs w:val="28"/>
-                <w:lang w:val="en-US"/>
-              </w:rPr>
-              <w:t>exp1</w:t>
-            </w:r>
-            <w:r>
-              <w:rPr>
-                <w:rStyle w:val="20"/>
-                <w:rFonts w:ascii="Times New Roman" w:eastAsia="Times New Roman" w:hAnsi="Times New Roman" w:cs="Times New Roman"/>
-                <w:color w:val="auto"/>
-                <w:sz w:val="28"/>
-                <w:szCs w:val="28"/>
-                <w:lang w:val="en-US"/>
-              </w:rPr>
-              <w:t>)</w:t>
-            </w:r>
-          </w:p>
-        </w:tc>
-        <w:tc>
-          <w:tcPr>
-            <w:tcW w:w="1281" w:type="dxa"/>
+            <w:tcW w:w="2106" w:type="dxa"/>
+            <w:vAlign w:val="center"/>
+          </w:tcPr>
+          <w:p>
+            <w:pPr>
+              <w:spacing w:after="0" w:line="360" w:lineRule="auto"/>
+              <w:jc w:val="center"/>
+              <w:rPr>
+                <w:rStyle w:val="20"/>
+                <w:rFonts w:ascii="Times New Roman" w:eastAsia="Times New Roman" w:hAnsi="Times New Roman" w:cs="Times New Roman"/>
+                <w:color w:val="auto"/>
+                <w:sz w:val="28"/>
+                <w:szCs w:val="28"/>
+                <w:lang w:val="en-US"/>
+              </w:rPr>
+            </w:pPr>
+            <w:r>
+              <w:rPr>
+                <w:rStyle w:val="20"/>
+                <w:rFonts w:ascii="Times New Roman" w:eastAsia="Times New Roman" w:hAnsi="Times New Roman" w:cs="Times New Roman"/>
+                <w:color w:val="auto"/>
+                <w:sz w:val="28"/>
+                <w:szCs w:val="28"/>
+                <w:lang w:val="en-US"/>
+              </w:rPr>
+              <w:t>DATE (exp1)</w:t>
+            </w:r>
+          </w:p>
+        </w:tc>
+        <w:tc>
+          <w:tcPr>
+            <w:tcW w:w="1123" w:type="dxa"/>
             <w:vAlign w:val="center"/>
           </w:tcPr>
           <w:p>
@@ -5370,7 +5639,7 @@
         </w:tc>
         <w:tc>
           <w:tcPr>
-            <w:tcW w:w="1971" w:type="dxa"/>
+            <w:tcW w:w="1591" w:type="dxa"/>
             <w:vAlign w:val="center"/>
           </w:tcPr>
           <w:p>
@@ -5401,7 +5670,7 @@
         </w:tc>
         <w:tc>
           <w:tcPr>
-            <w:tcW w:w="1971" w:type="dxa"/>
+            <w:tcW w:w="1418" w:type="dxa"/>
             <w:vAlign w:val="center"/>
           </w:tcPr>
           <w:p>
@@ -5432,7 +5701,7 @@
         </w:tc>
         <w:tc>
           <w:tcPr>
-            <w:tcW w:w="1971" w:type="dxa"/>
+            <w:tcW w:w="1241" w:type="dxa"/>
             <w:vAlign w:val="center"/>
           </w:tcPr>
           <w:p>
@@ -5458,6 +5727,66 @@
                 <w:lang w:val="en-US"/>
               </w:rPr>
               <w:t>0.404</w:t>
+            </w:r>
+          </w:p>
+        </w:tc>
+        <w:tc>
+          <w:tcPr>
+            <w:tcW w:w="1324" w:type="dxa"/>
+          </w:tcPr>
+          <w:p>
+            <w:pPr>
+              <w:spacing w:after="0" w:line="360" w:lineRule="auto"/>
+              <w:jc w:val="center"/>
+              <w:rPr>
+                <w:rStyle w:val="20"/>
+                <w:rFonts w:ascii="Times New Roman" w:eastAsia="Times New Roman" w:hAnsi="Times New Roman" w:cs="Times New Roman"/>
+                <w:color w:val="auto"/>
+                <w:sz w:val="28"/>
+                <w:szCs w:val="28"/>
+                <w:lang w:val="en-US"/>
+              </w:rPr>
+            </w:pPr>
+            <w:r>
+              <w:rPr>
+                <w:rStyle w:val="20"/>
+                <w:rFonts w:ascii="Times New Roman" w:eastAsia="Times New Roman" w:hAnsi="Times New Roman" w:cs="Times New Roman"/>
+                <w:color w:val="auto"/>
+                <w:sz w:val="28"/>
+                <w:szCs w:val="28"/>
+                <w:lang w:val="en-US"/>
+              </w:rPr>
+              <w:t>-</w:t>
+            </w:r>
+          </w:p>
+        </w:tc>
+        <w:tc>
+          <w:tcPr>
+            <w:tcW w:w="1051" w:type="dxa"/>
+          </w:tcPr>
+          <w:p>
+            <w:pPr>
+              <w:spacing w:after="0" w:line="360" w:lineRule="auto"/>
+              <w:jc w:val="center"/>
+              <w:rPr>
+                <w:rStyle w:val="20"/>
+                <w:rFonts w:ascii="Times New Roman" w:eastAsia="Times New Roman" w:hAnsi="Times New Roman" w:cs="Times New Roman"/>
+                <w:color w:val="auto"/>
+                <w:sz w:val="28"/>
+                <w:szCs w:val="28"/>
+                <w:lang w:val="en-US"/>
+              </w:rPr>
+            </w:pPr>
+            <w:r>
+              <w:rPr>
+                <w:rStyle w:val="20"/>
+                <w:rFonts w:ascii="Times New Roman" w:eastAsia="Times New Roman" w:hAnsi="Times New Roman" w:cs="Times New Roman"/>
+                <w:color w:val="auto"/>
+                <w:sz w:val="28"/>
+                <w:szCs w:val="28"/>
+                <w:lang w:val="en-US"/>
+              </w:rPr>
+              <w:t>-</w:t>
             </w:r>
           </w:p>
         </w:tc>
@@ -5465,60 +5794,38 @@
       <w:tr>
         <w:tc>
           <w:tcPr>
-            <w:tcW w:w="2660" w:type="dxa"/>
-            <w:vAlign w:val="center"/>
-          </w:tcPr>
-          <w:p>
-            <w:pPr>
-              <w:spacing w:after="0" w:line="360" w:lineRule="auto"/>
-              <w:jc w:val="center"/>
-              <w:rPr>
-                <w:rStyle w:val="20"/>
-                <w:rFonts w:ascii="Times New Roman" w:eastAsia="Times New Roman" w:hAnsi="Times New Roman" w:cs="Times New Roman"/>
-                <w:color w:val="auto"/>
-                <w:sz w:val="28"/>
-                <w:szCs w:val="28"/>
-                <w:lang w:val="en-US"/>
-              </w:rPr>
-            </w:pPr>
-            <w:r>
-              <w:rPr>
-                <w:rStyle w:val="20"/>
-                <w:rFonts w:ascii="Times New Roman" w:eastAsia="Times New Roman" w:hAnsi="Times New Roman" w:cs="Times New Roman"/>
-                <w:color w:val="auto"/>
-                <w:sz w:val="28"/>
-                <w:szCs w:val="28"/>
-                <w:lang w:val="en-US"/>
-              </w:rPr>
-              <w:t>DATE (exp</w:t>
-            </w:r>
-            <w:r>
-              <w:rPr>
-                <w:rStyle w:val="20"/>
-                <w:rFonts w:ascii="Times New Roman" w:eastAsia="Times New Roman" w:hAnsi="Times New Roman" w:cs="Times New Roman"/>
-                <w:color w:val="auto"/>
-                <w:sz w:val="28"/>
-                <w:szCs w:val="28"/>
-                <w:lang w:val="en-US"/>
-              </w:rPr>
-              <w:t>2</w:t>
-            </w:r>
-            <w:r>
-              <w:rPr>
-                <w:rStyle w:val="20"/>
-                <w:rFonts w:ascii="Times New Roman" w:eastAsia="Times New Roman" w:hAnsi="Times New Roman" w:cs="Times New Roman"/>
-                <w:color w:val="auto"/>
-                <w:sz w:val="28"/>
-                <w:szCs w:val="28"/>
-                <w:lang w:val="en-US"/>
-              </w:rPr>
-              <w:t>)</w:t>
-            </w:r>
-          </w:p>
-        </w:tc>
-        <w:tc>
-          <w:tcPr>
-            <w:tcW w:w="1281" w:type="dxa"/>
+            <w:tcW w:w="2106" w:type="dxa"/>
+            <w:vAlign w:val="center"/>
+          </w:tcPr>
+          <w:p>
+            <w:pPr>
+              <w:spacing w:after="0" w:line="360" w:lineRule="auto"/>
+              <w:jc w:val="center"/>
+              <w:rPr>
+                <w:rStyle w:val="20"/>
+                <w:rFonts w:ascii="Times New Roman" w:eastAsia="Times New Roman" w:hAnsi="Times New Roman" w:cs="Times New Roman"/>
+                <w:color w:val="auto"/>
+                <w:sz w:val="28"/>
+                <w:szCs w:val="28"/>
+                <w:lang w:val="en-US"/>
+              </w:rPr>
+            </w:pPr>
+            <w:r>
+              <w:rPr>
+                <w:rStyle w:val="20"/>
+                <w:rFonts w:ascii="Times New Roman" w:eastAsia="Times New Roman" w:hAnsi="Times New Roman" w:cs="Times New Roman"/>
+                <w:color w:val="auto"/>
+                <w:sz w:val="28"/>
+                <w:szCs w:val="28"/>
+                <w:lang w:val="en-US"/>
+              </w:rPr>
+              <w:t>DATE (exp2)</w:t>
+            </w:r>
+          </w:p>
+        </w:tc>
+        <w:tc>
+          <w:tcPr>
+            <w:tcW w:w="1123" w:type="dxa"/>
             <w:vAlign w:val="center"/>
           </w:tcPr>
           <w:p>
@@ -5549,7 +5856,7 @@
         </w:tc>
         <w:tc>
           <w:tcPr>
-            <w:tcW w:w="1971" w:type="dxa"/>
+            <w:tcW w:w="1591" w:type="dxa"/>
             <w:vAlign w:val="center"/>
           </w:tcPr>
           <w:p>
@@ -5580,7 +5887,7 @@
         </w:tc>
         <w:tc>
           <w:tcPr>
-            <w:tcW w:w="1971" w:type="dxa"/>
+            <w:tcW w:w="1418" w:type="dxa"/>
             <w:vAlign w:val="center"/>
           </w:tcPr>
           <w:p>
@@ -5611,7 +5918,7 @@
         </w:tc>
         <w:tc>
           <w:tcPr>
-            <w:tcW w:w="1971" w:type="dxa"/>
+            <w:tcW w:w="1241" w:type="dxa"/>
             <w:vAlign w:val="center"/>
           </w:tcPr>
           <w:p>
@@ -5637,6 +5944,66 @@
                 <w:lang w:val="en-US"/>
               </w:rPr>
               <w:t>0.4103</w:t>
+            </w:r>
+          </w:p>
+        </w:tc>
+        <w:tc>
+          <w:tcPr>
+            <w:tcW w:w="1324" w:type="dxa"/>
+          </w:tcPr>
+          <w:p>
+            <w:pPr>
+              <w:spacing w:after="0" w:line="360" w:lineRule="auto"/>
+              <w:jc w:val="center"/>
+              <w:rPr>
+                <w:rStyle w:val="20"/>
+                <w:rFonts w:ascii="Times New Roman" w:eastAsia="Times New Roman" w:hAnsi="Times New Roman" w:cs="Times New Roman"/>
+                <w:color w:val="auto"/>
+                <w:sz w:val="28"/>
+                <w:szCs w:val="28"/>
+                <w:lang w:val="en-US"/>
+              </w:rPr>
+            </w:pPr>
+            <w:r>
+              <w:rPr>
+                <w:rStyle w:val="20"/>
+                <w:rFonts w:ascii="Times New Roman" w:eastAsia="Times New Roman" w:hAnsi="Times New Roman" w:cs="Times New Roman"/>
+                <w:color w:val="auto"/>
+                <w:sz w:val="28"/>
+                <w:szCs w:val="28"/>
+                <w:lang w:val="en-US"/>
+              </w:rPr>
+              <w:t>-</w:t>
+            </w:r>
+          </w:p>
+        </w:tc>
+        <w:tc>
+          <w:tcPr>
+            <w:tcW w:w="1051" w:type="dxa"/>
+          </w:tcPr>
+          <w:p>
+            <w:pPr>
+              <w:spacing w:after="0" w:line="360" w:lineRule="auto"/>
+              <w:jc w:val="center"/>
+              <w:rPr>
+                <w:rStyle w:val="20"/>
+                <w:rFonts w:ascii="Times New Roman" w:eastAsia="Times New Roman" w:hAnsi="Times New Roman" w:cs="Times New Roman"/>
+                <w:color w:val="auto"/>
+                <w:sz w:val="28"/>
+                <w:szCs w:val="28"/>
+                <w:lang w:val="en-US"/>
+              </w:rPr>
+            </w:pPr>
+            <w:r>
+              <w:rPr>
+                <w:rStyle w:val="20"/>
+                <w:rFonts w:ascii="Times New Roman" w:eastAsia="Times New Roman" w:hAnsi="Times New Roman" w:cs="Times New Roman"/>
+                <w:color w:val="auto"/>
+                <w:sz w:val="28"/>
+                <w:szCs w:val="28"/>
+                <w:lang w:val="en-US"/>
+              </w:rPr>
+              <w:t>-</w:t>
             </w:r>
           </w:p>
         </w:tc>
@@ -5644,60 +6011,38 @@
       <w:tr>
         <w:tc>
           <w:tcPr>
-            <w:tcW w:w="2660" w:type="dxa"/>
-            <w:vAlign w:val="center"/>
-          </w:tcPr>
-          <w:p>
-            <w:pPr>
-              <w:spacing w:after="0" w:line="360" w:lineRule="auto"/>
-              <w:jc w:val="center"/>
-              <w:rPr>
-                <w:rStyle w:val="20"/>
-                <w:rFonts w:ascii="Times New Roman" w:eastAsia="Times New Roman" w:hAnsi="Times New Roman" w:cs="Times New Roman"/>
-                <w:color w:val="auto"/>
-                <w:sz w:val="28"/>
-                <w:szCs w:val="28"/>
-                <w:lang w:val="en-US"/>
-              </w:rPr>
-            </w:pPr>
-            <w:r>
-              <w:rPr>
-                <w:rStyle w:val="20"/>
-                <w:rFonts w:ascii="Times New Roman" w:eastAsia="Times New Roman" w:hAnsi="Times New Roman" w:cs="Times New Roman"/>
-                <w:color w:val="auto"/>
-                <w:sz w:val="28"/>
-                <w:szCs w:val="28"/>
-                <w:lang w:val="en-US"/>
-              </w:rPr>
-              <w:t>DATE (exp</w:t>
-            </w:r>
-            <w:r>
-              <w:rPr>
-                <w:rStyle w:val="20"/>
-                <w:rFonts w:ascii="Times New Roman" w:eastAsia="Times New Roman" w:hAnsi="Times New Roman" w:cs="Times New Roman"/>
-                <w:color w:val="auto"/>
-                <w:sz w:val="28"/>
-                <w:szCs w:val="28"/>
-                <w:lang w:val="en-US"/>
-              </w:rPr>
-              <w:t>3</w:t>
-            </w:r>
-            <w:r>
-              <w:rPr>
-                <w:rStyle w:val="20"/>
-                <w:rFonts w:ascii="Times New Roman" w:eastAsia="Times New Roman" w:hAnsi="Times New Roman" w:cs="Times New Roman"/>
-                <w:color w:val="auto"/>
-                <w:sz w:val="28"/>
-                <w:szCs w:val="28"/>
-                <w:lang w:val="en-US"/>
-              </w:rPr>
-              <w:t>)</w:t>
-            </w:r>
-          </w:p>
-        </w:tc>
-        <w:tc>
-          <w:tcPr>
-            <w:tcW w:w="1281" w:type="dxa"/>
+            <w:tcW w:w="2106" w:type="dxa"/>
+            <w:vAlign w:val="center"/>
+          </w:tcPr>
+          <w:p>
+            <w:pPr>
+              <w:spacing w:after="0" w:line="360" w:lineRule="auto"/>
+              <w:jc w:val="center"/>
+              <w:rPr>
+                <w:rStyle w:val="20"/>
+                <w:rFonts w:ascii="Times New Roman" w:eastAsia="Times New Roman" w:hAnsi="Times New Roman" w:cs="Times New Roman"/>
+                <w:color w:val="auto"/>
+                <w:sz w:val="28"/>
+                <w:szCs w:val="28"/>
+                <w:lang w:val="en-US"/>
+              </w:rPr>
+            </w:pPr>
+            <w:r>
+              <w:rPr>
+                <w:rStyle w:val="20"/>
+                <w:rFonts w:ascii="Times New Roman" w:eastAsia="Times New Roman" w:hAnsi="Times New Roman" w:cs="Times New Roman"/>
+                <w:color w:val="auto"/>
+                <w:sz w:val="28"/>
+                <w:szCs w:val="28"/>
+                <w:lang w:val="en-US"/>
+              </w:rPr>
+              <w:t>DATE (exp3)</w:t>
+            </w:r>
+          </w:p>
+        </w:tc>
+        <w:tc>
+          <w:tcPr>
+            <w:tcW w:w="1123" w:type="dxa"/>
             <w:vAlign w:val="center"/>
           </w:tcPr>
           <w:p>
@@ -5728,7 +6073,7 @@
         </w:tc>
         <w:tc>
           <w:tcPr>
-            <w:tcW w:w="1971" w:type="dxa"/>
+            <w:tcW w:w="1591" w:type="dxa"/>
             <w:vAlign w:val="center"/>
           </w:tcPr>
           <w:p>
@@ -5759,7 +6104,7 @@
         </w:tc>
         <w:tc>
           <w:tcPr>
-            <w:tcW w:w="1971" w:type="dxa"/>
+            <w:tcW w:w="1418" w:type="dxa"/>
             <w:vAlign w:val="center"/>
           </w:tcPr>
           <w:p>
@@ -5790,7 +6135,7 @@
         </w:tc>
         <w:tc>
           <w:tcPr>
-            <w:tcW w:w="1971" w:type="dxa"/>
+            <w:tcW w:w="1241" w:type="dxa"/>
             <w:vAlign w:val="center"/>
           </w:tcPr>
           <w:p>
@@ -5816,6 +6161,66 @@
                 <w:lang w:val="en-US"/>
               </w:rPr>
               <w:t>0.425</w:t>
+            </w:r>
+          </w:p>
+        </w:tc>
+        <w:tc>
+          <w:tcPr>
+            <w:tcW w:w="1324" w:type="dxa"/>
+          </w:tcPr>
+          <w:p>
+            <w:pPr>
+              <w:spacing w:after="0" w:line="360" w:lineRule="auto"/>
+              <w:jc w:val="center"/>
+              <w:rPr>
+                <w:rStyle w:val="20"/>
+                <w:rFonts w:ascii="Times New Roman" w:eastAsia="Times New Roman" w:hAnsi="Times New Roman" w:cs="Times New Roman"/>
+                <w:color w:val="auto"/>
+                <w:sz w:val="28"/>
+                <w:szCs w:val="28"/>
+                <w:lang w:val="en-US"/>
+              </w:rPr>
+            </w:pPr>
+            <w:r>
+              <w:rPr>
+                <w:rStyle w:val="20"/>
+                <w:rFonts w:ascii="Times New Roman" w:eastAsia="Times New Roman" w:hAnsi="Times New Roman" w:cs="Times New Roman"/>
+                <w:color w:val="auto"/>
+                <w:sz w:val="28"/>
+                <w:szCs w:val="28"/>
+                <w:lang w:val="en-US"/>
+              </w:rPr>
+              <w:t>-</w:t>
+            </w:r>
+          </w:p>
+        </w:tc>
+        <w:tc>
+          <w:tcPr>
+            <w:tcW w:w="1051" w:type="dxa"/>
+          </w:tcPr>
+          <w:p>
+            <w:pPr>
+              <w:spacing w:after="0" w:line="360" w:lineRule="auto"/>
+              <w:jc w:val="center"/>
+              <w:rPr>
+                <w:rStyle w:val="20"/>
+                <w:rFonts w:ascii="Times New Roman" w:eastAsia="Times New Roman" w:hAnsi="Times New Roman" w:cs="Times New Roman"/>
+                <w:color w:val="auto"/>
+                <w:sz w:val="28"/>
+                <w:szCs w:val="28"/>
+                <w:lang w:val="en-US"/>
+              </w:rPr>
+            </w:pPr>
+            <w:r>
+              <w:rPr>
+                <w:rStyle w:val="20"/>
+                <w:rFonts w:ascii="Times New Roman" w:eastAsia="Times New Roman" w:hAnsi="Times New Roman" w:cs="Times New Roman"/>
+                <w:color w:val="auto"/>
+                <w:sz w:val="28"/>
+                <w:szCs w:val="28"/>
+                <w:lang w:val="en-US"/>
+              </w:rPr>
+              <w:t>-</w:t>
             </w:r>
           </w:p>
         </w:tc>
@@ -5823,49 +6228,38 @@
       <w:tr>
         <w:tc>
           <w:tcPr>
-            <w:tcW w:w="2660" w:type="dxa"/>
-            <w:vAlign w:val="center"/>
-          </w:tcPr>
-          <w:p>
-            <w:pPr>
-              <w:spacing w:after="0" w:line="360" w:lineRule="auto"/>
-              <w:jc w:val="center"/>
-              <w:rPr>
-                <w:rStyle w:val="20"/>
-                <w:rFonts w:ascii="Times New Roman" w:eastAsia="Times New Roman" w:hAnsi="Times New Roman" w:cs="Times New Roman"/>
-                <w:color w:val="auto"/>
-                <w:sz w:val="28"/>
-                <w:szCs w:val="28"/>
-                <w:lang w:val="en-US"/>
-              </w:rPr>
-            </w:pPr>
-            <w:r>
-              <w:rPr>
-                <w:rStyle w:val="20"/>
-                <w:rFonts w:ascii="Times New Roman" w:eastAsia="Times New Roman" w:hAnsi="Times New Roman" w:cs="Times New Roman"/>
-                <w:color w:val="auto"/>
-                <w:sz w:val="28"/>
-                <w:szCs w:val="28"/>
-                <w:lang w:val="en-US"/>
-              </w:rPr>
-              <w:t>TOTAL</w:t>
-            </w:r>
-            <w:r>
-              <w:rPr>
-                <w:rStyle w:val="20"/>
-                <w:rFonts w:ascii="Times New Roman" w:eastAsia="Times New Roman" w:hAnsi="Times New Roman" w:cs="Times New Roman"/>
-                <w:color w:val="auto"/>
-                <w:sz w:val="28"/>
-                <w:szCs w:val="28"/>
-                <w:lang w:val="en-US"/>
-              </w:rPr>
-              <w:t xml:space="preserve"> (b)</w:t>
-            </w:r>
-          </w:p>
-        </w:tc>
-        <w:tc>
-          <w:tcPr>
-            <w:tcW w:w="1281" w:type="dxa"/>
+            <w:tcW w:w="2106" w:type="dxa"/>
+            <w:vAlign w:val="center"/>
+          </w:tcPr>
+          <w:p>
+            <w:pPr>
+              <w:spacing w:after="0" w:line="360" w:lineRule="auto"/>
+              <w:jc w:val="center"/>
+              <w:rPr>
+                <w:rStyle w:val="20"/>
+                <w:rFonts w:ascii="Times New Roman" w:eastAsia="Times New Roman" w:hAnsi="Times New Roman" w:cs="Times New Roman"/>
+                <w:color w:val="auto"/>
+                <w:sz w:val="28"/>
+                <w:szCs w:val="28"/>
+                <w:lang w:val="en-US"/>
+              </w:rPr>
+            </w:pPr>
+            <w:r>
+              <w:rPr>
+                <w:rStyle w:val="20"/>
+                <w:rFonts w:ascii="Times New Roman" w:eastAsia="Times New Roman" w:hAnsi="Times New Roman" w:cs="Times New Roman"/>
+                <w:color w:val="auto"/>
+                <w:sz w:val="28"/>
+                <w:szCs w:val="28"/>
+                <w:lang w:val="en-US"/>
+              </w:rPr>
+              <w:t>TOTAL (b)</w:t>
+            </w:r>
+          </w:p>
+        </w:tc>
+        <w:tc>
+          <w:tcPr>
+            <w:tcW w:w="1123" w:type="dxa"/>
             <w:vAlign w:val="center"/>
           </w:tcPr>
           <w:p>
@@ -5896,7 +6290,7 @@
         </w:tc>
         <w:tc>
           <w:tcPr>
-            <w:tcW w:w="1971" w:type="dxa"/>
+            <w:tcW w:w="1591" w:type="dxa"/>
             <w:vAlign w:val="center"/>
           </w:tcPr>
           <w:p>
@@ -5927,7 +6321,7 @@
         </w:tc>
         <w:tc>
           <w:tcPr>
-            <w:tcW w:w="1971" w:type="dxa"/>
+            <w:tcW w:w="1418" w:type="dxa"/>
             <w:vAlign w:val="center"/>
           </w:tcPr>
           <w:p>
@@ -5958,7 +6352,7 @@
         </w:tc>
         <w:tc>
           <w:tcPr>
-            <w:tcW w:w="1971" w:type="dxa"/>
+            <w:tcW w:w="1241" w:type="dxa"/>
             <w:vAlign w:val="center"/>
           </w:tcPr>
           <w:p>
@@ -5984,6 +6378,66 @@
                 <w:lang w:val="en-US"/>
               </w:rPr>
               <w:t>0.4552</w:t>
+            </w:r>
+          </w:p>
+        </w:tc>
+        <w:tc>
+          <w:tcPr>
+            <w:tcW w:w="1324" w:type="dxa"/>
+          </w:tcPr>
+          <w:p>
+            <w:pPr>
+              <w:spacing w:after="0" w:line="360" w:lineRule="auto"/>
+              <w:jc w:val="center"/>
+              <w:rPr>
+                <w:rStyle w:val="20"/>
+                <w:rFonts w:ascii="Times New Roman" w:eastAsia="Times New Roman" w:hAnsi="Times New Roman" w:cs="Times New Roman"/>
+                <w:color w:val="auto"/>
+                <w:sz w:val="28"/>
+                <w:szCs w:val="28"/>
+                <w:lang w:val="en-US"/>
+              </w:rPr>
+            </w:pPr>
+            <w:r>
+              <w:rPr>
+                <w:rStyle w:val="20"/>
+                <w:rFonts w:ascii="Times New Roman" w:eastAsia="Times New Roman" w:hAnsi="Times New Roman" w:cs="Times New Roman"/>
+                <w:color w:val="auto"/>
+                <w:sz w:val="28"/>
+                <w:szCs w:val="28"/>
+                <w:lang w:val="en-US"/>
+              </w:rPr>
+              <w:t>-</w:t>
+            </w:r>
+          </w:p>
+        </w:tc>
+        <w:tc>
+          <w:tcPr>
+            <w:tcW w:w="1051" w:type="dxa"/>
+          </w:tcPr>
+          <w:p>
+            <w:pPr>
+              <w:spacing w:after="0" w:line="360" w:lineRule="auto"/>
+              <w:jc w:val="center"/>
+              <w:rPr>
+                <w:rStyle w:val="20"/>
+                <w:rFonts w:ascii="Times New Roman" w:eastAsia="Times New Roman" w:hAnsi="Times New Roman" w:cs="Times New Roman"/>
+                <w:color w:val="auto"/>
+                <w:sz w:val="28"/>
+                <w:szCs w:val="28"/>
+                <w:lang w:val="en-US"/>
+              </w:rPr>
+            </w:pPr>
+            <w:r>
+              <w:rPr>
+                <w:rStyle w:val="20"/>
+                <w:rFonts w:ascii="Times New Roman" w:eastAsia="Times New Roman" w:hAnsi="Times New Roman" w:cs="Times New Roman"/>
+                <w:color w:val="auto"/>
+                <w:sz w:val="28"/>
+                <w:szCs w:val="28"/>
+                <w:lang w:val="en-US"/>
+              </w:rPr>
+              <w:t>-</w:t>
             </w:r>
           </w:p>
         </w:tc>
@@ -5991,7 +6445,7 @@
       <w:tr>
         <w:tc>
           <w:tcPr>
-            <w:tcW w:w="2660" w:type="dxa"/>
+            <w:tcW w:w="2106" w:type="dxa"/>
             <w:vAlign w:val="center"/>
           </w:tcPr>
           <w:p>
@@ -6022,7 +6476,7 @@
         </w:tc>
         <w:tc>
           <w:tcPr>
-            <w:tcW w:w="1281" w:type="dxa"/>
+            <w:tcW w:w="1123" w:type="dxa"/>
             <w:vAlign w:val="center"/>
           </w:tcPr>
           <w:p>
@@ -6053,7 +6507,7 @@
         </w:tc>
         <w:tc>
           <w:tcPr>
-            <w:tcW w:w="1971" w:type="dxa"/>
+            <w:tcW w:w="1591" w:type="dxa"/>
             <w:vAlign w:val="center"/>
           </w:tcPr>
           <w:p>
@@ -6084,7 +6538,7 @@
         </w:tc>
         <w:tc>
           <w:tcPr>
-            <w:tcW w:w="1971" w:type="dxa"/>
+            <w:tcW w:w="1418" w:type="dxa"/>
             <w:vAlign w:val="center"/>
           </w:tcPr>
           <w:p>
@@ -6115,7 +6569,7 @@
         </w:tc>
         <w:tc>
           <w:tcPr>
-            <w:tcW w:w="1971" w:type="dxa"/>
+            <w:tcW w:w="1241" w:type="dxa"/>
             <w:vAlign w:val="center"/>
           </w:tcPr>
           <w:p>
@@ -6141,6 +6595,66 @@
                 <w:lang w:val="en-US"/>
               </w:rPr>
               <w:t>0.455</w:t>
+            </w:r>
+          </w:p>
+        </w:tc>
+        <w:tc>
+          <w:tcPr>
+            <w:tcW w:w="1324" w:type="dxa"/>
+          </w:tcPr>
+          <w:p>
+            <w:pPr>
+              <w:spacing w:after="0" w:line="360" w:lineRule="auto"/>
+              <w:jc w:val="center"/>
+              <w:rPr>
+                <w:rStyle w:val="20"/>
+                <w:rFonts w:ascii="Times New Roman" w:eastAsia="Times New Roman" w:hAnsi="Times New Roman" w:cs="Times New Roman"/>
+                <w:color w:val="auto"/>
+                <w:sz w:val="28"/>
+                <w:szCs w:val="28"/>
+                <w:lang w:val="en-US"/>
+              </w:rPr>
+            </w:pPr>
+            <w:r>
+              <w:rPr>
+                <w:rStyle w:val="20"/>
+                <w:rFonts w:ascii="Times New Roman" w:eastAsia="Times New Roman" w:hAnsi="Times New Roman" w:cs="Times New Roman"/>
+                <w:color w:val="auto"/>
+                <w:sz w:val="28"/>
+                <w:szCs w:val="28"/>
+                <w:lang w:val="en-US"/>
+              </w:rPr>
+              <w:t>-</w:t>
+            </w:r>
+          </w:p>
+        </w:tc>
+        <w:tc>
+          <w:tcPr>
+            <w:tcW w:w="1051" w:type="dxa"/>
+          </w:tcPr>
+          <w:p>
+            <w:pPr>
+              <w:spacing w:after="0" w:line="360" w:lineRule="auto"/>
+              <w:jc w:val="center"/>
+              <w:rPr>
+                <w:rStyle w:val="20"/>
+                <w:rFonts w:ascii="Times New Roman" w:eastAsia="Times New Roman" w:hAnsi="Times New Roman" w:cs="Times New Roman"/>
+                <w:color w:val="auto"/>
+                <w:sz w:val="28"/>
+                <w:szCs w:val="28"/>
+                <w:lang w:val="en-US"/>
+              </w:rPr>
+            </w:pPr>
+            <w:r>
+              <w:rPr>
+                <w:rStyle w:val="20"/>
+                <w:rFonts w:ascii="Times New Roman" w:eastAsia="Times New Roman" w:hAnsi="Times New Roman" w:cs="Times New Roman"/>
+                <w:color w:val="auto"/>
+                <w:sz w:val="28"/>
+                <w:szCs w:val="28"/>
+                <w:lang w:val="en-US"/>
+              </w:rPr>
+              <w:t>-</w:t>
             </w:r>
           </w:p>
         </w:tc>
@@ -6148,60 +6662,38 @@
       <w:tr>
         <w:tc>
           <w:tcPr>
-            <w:tcW w:w="2660" w:type="dxa"/>
-            <w:vAlign w:val="center"/>
-          </w:tcPr>
-          <w:p>
-            <w:pPr>
-              <w:spacing w:after="0" w:line="360" w:lineRule="auto"/>
-              <w:jc w:val="center"/>
-              <w:rPr>
-                <w:rStyle w:val="20"/>
-                <w:rFonts w:ascii="Times New Roman" w:eastAsia="Times New Roman" w:hAnsi="Times New Roman" w:cs="Times New Roman"/>
-                <w:color w:val="auto"/>
-                <w:sz w:val="28"/>
-                <w:szCs w:val="28"/>
-                <w:lang w:val="en-US"/>
-              </w:rPr>
-            </w:pPr>
-            <w:r>
-              <w:rPr>
-                <w:rStyle w:val="20"/>
-                <w:rFonts w:ascii="Times New Roman" w:eastAsia="Times New Roman" w:hAnsi="Times New Roman" w:cs="Times New Roman"/>
-                <w:color w:val="auto"/>
-                <w:sz w:val="28"/>
-                <w:szCs w:val="28"/>
-                <w:lang w:val="en-US"/>
-              </w:rPr>
-              <w:t>TOTAL (exp</w:t>
-            </w:r>
-            <w:r>
-              <w:rPr>
-                <w:rStyle w:val="20"/>
-                <w:rFonts w:ascii="Times New Roman" w:eastAsia="Times New Roman" w:hAnsi="Times New Roman" w:cs="Times New Roman"/>
-                <w:color w:val="auto"/>
-                <w:sz w:val="28"/>
-                <w:szCs w:val="28"/>
-                <w:lang w:val="en-US"/>
-              </w:rPr>
-              <w:t>2</w:t>
-            </w:r>
-            <w:r>
-              <w:rPr>
-                <w:rStyle w:val="20"/>
-                <w:rFonts w:ascii="Times New Roman" w:eastAsia="Times New Roman" w:hAnsi="Times New Roman" w:cs="Times New Roman"/>
-                <w:color w:val="auto"/>
-                <w:sz w:val="28"/>
-                <w:szCs w:val="28"/>
-                <w:lang w:val="en-US"/>
-              </w:rPr>
-              <w:t>)</w:t>
-            </w:r>
-          </w:p>
-        </w:tc>
-        <w:tc>
-          <w:tcPr>
-            <w:tcW w:w="1281" w:type="dxa"/>
+            <w:tcW w:w="2106" w:type="dxa"/>
+            <w:vAlign w:val="center"/>
+          </w:tcPr>
+          <w:p>
+            <w:pPr>
+              <w:spacing w:after="0" w:line="360" w:lineRule="auto"/>
+              <w:jc w:val="center"/>
+              <w:rPr>
+                <w:rStyle w:val="20"/>
+                <w:rFonts w:ascii="Times New Roman" w:eastAsia="Times New Roman" w:hAnsi="Times New Roman" w:cs="Times New Roman"/>
+                <w:color w:val="auto"/>
+                <w:sz w:val="28"/>
+                <w:szCs w:val="28"/>
+                <w:lang w:val="en-US"/>
+              </w:rPr>
+            </w:pPr>
+            <w:r>
+              <w:rPr>
+                <w:rStyle w:val="20"/>
+                <w:rFonts w:ascii="Times New Roman" w:eastAsia="Times New Roman" w:hAnsi="Times New Roman" w:cs="Times New Roman"/>
+                <w:color w:val="auto"/>
+                <w:sz w:val="28"/>
+                <w:szCs w:val="28"/>
+                <w:lang w:val="en-US"/>
+              </w:rPr>
+              <w:t>TOTAL (exp2)</w:t>
+            </w:r>
+          </w:p>
+        </w:tc>
+        <w:tc>
+          <w:tcPr>
+            <w:tcW w:w="1123" w:type="dxa"/>
             <w:vAlign w:val="center"/>
           </w:tcPr>
           <w:p>
@@ -6232,7 +6724,7 @@
         </w:tc>
         <w:tc>
           <w:tcPr>
-            <w:tcW w:w="1971" w:type="dxa"/>
+            <w:tcW w:w="1591" w:type="dxa"/>
             <w:vAlign w:val="center"/>
           </w:tcPr>
           <w:p>
@@ -6263,7 +6755,7 @@
         </w:tc>
         <w:tc>
           <w:tcPr>
-            <w:tcW w:w="1971" w:type="dxa"/>
+            <w:tcW w:w="1418" w:type="dxa"/>
             <w:vAlign w:val="center"/>
           </w:tcPr>
           <w:p>
@@ -6294,7 +6786,7 @@
         </w:tc>
         <w:tc>
           <w:tcPr>
-            <w:tcW w:w="1971" w:type="dxa"/>
+            <w:tcW w:w="1241" w:type="dxa"/>
             <w:vAlign w:val="center"/>
           </w:tcPr>
           <w:p>
@@ -6320,6 +6812,66 @@
                 <w:lang w:val="en-US"/>
               </w:rPr>
               <w:t>0.4240</w:t>
+            </w:r>
+          </w:p>
+        </w:tc>
+        <w:tc>
+          <w:tcPr>
+            <w:tcW w:w="1324" w:type="dxa"/>
+          </w:tcPr>
+          <w:p>
+            <w:pPr>
+              <w:spacing w:after="0" w:line="360" w:lineRule="auto"/>
+              <w:jc w:val="center"/>
+              <w:rPr>
+                <w:rStyle w:val="20"/>
+                <w:rFonts w:ascii="Times New Roman" w:eastAsia="Times New Roman" w:hAnsi="Times New Roman" w:cs="Times New Roman"/>
+                <w:color w:val="auto"/>
+                <w:sz w:val="28"/>
+                <w:szCs w:val="28"/>
+                <w:lang w:val="en-US"/>
+              </w:rPr>
+            </w:pPr>
+            <w:r>
+              <w:rPr>
+                <w:rStyle w:val="20"/>
+                <w:rFonts w:ascii="Times New Roman" w:eastAsia="Times New Roman" w:hAnsi="Times New Roman" w:cs="Times New Roman"/>
+                <w:color w:val="auto"/>
+                <w:sz w:val="28"/>
+                <w:szCs w:val="28"/>
+                <w:lang w:val="en-US"/>
+              </w:rPr>
+              <w:t>-</w:t>
+            </w:r>
+          </w:p>
+        </w:tc>
+        <w:tc>
+          <w:tcPr>
+            <w:tcW w:w="1051" w:type="dxa"/>
+          </w:tcPr>
+          <w:p>
+            <w:pPr>
+              <w:spacing w:after="0" w:line="360" w:lineRule="auto"/>
+              <w:jc w:val="center"/>
+              <w:rPr>
+                <w:rStyle w:val="20"/>
+                <w:rFonts w:ascii="Times New Roman" w:eastAsia="Times New Roman" w:hAnsi="Times New Roman" w:cs="Times New Roman"/>
+                <w:color w:val="auto"/>
+                <w:sz w:val="28"/>
+                <w:szCs w:val="28"/>
+                <w:lang w:val="en-US"/>
+              </w:rPr>
+            </w:pPr>
+            <w:r>
+              <w:rPr>
+                <w:rStyle w:val="20"/>
+                <w:rFonts w:ascii="Times New Roman" w:eastAsia="Times New Roman" w:hAnsi="Times New Roman" w:cs="Times New Roman"/>
+                <w:color w:val="auto"/>
+                <w:sz w:val="28"/>
+                <w:szCs w:val="28"/>
+                <w:lang w:val="en-US"/>
+              </w:rPr>
+              <w:t>-</w:t>
             </w:r>
           </w:p>
         </w:tc>
@@ -6327,60 +6879,38 @@
       <w:tr>
         <w:tc>
           <w:tcPr>
-            <w:tcW w:w="2660" w:type="dxa"/>
-            <w:vAlign w:val="center"/>
-          </w:tcPr>
-          <w:p>
-            <w:pPr>
-              <w:spacing w:after="0" w:line="360" w:lineRule="auto"/>
-              <w:jc w:val="center"/>
-              <w:rPr>
-                <w:rStyle w:val="20"/>
-                <w:rFonts w:ascii="Times New Roman" w:eastAsia="Times New Roman" w:hAnsi="Times New Roman" w:cs="Times New Roman"/>
-                <w:color w:val="auto"/>
-                <w:sz w:val="28"/>
-                <w:szCs w:val="28"/>
-                <w:lang w:val="en-US"/>
-              </w:rPr>
-            </w:pPr>
-            <w:r>
-              <w:rPr>
-                <w:rStyle w:val="20"/>
-                <w:rFonts w:ascii="Times New Roman" w:eastAsia="Times New Roman" w:hAnsi="Times New Roman" w:cs="Times New Roman"/>
-                <w:color w:val="auto"/>
-                <w:sz w:val="28"/>
-                <w:szCs w:val="28"/>
-                <w:lang w:val="en-US"/>
-              </w:rPr>
-              <w:t>TOTAL (exp</w:t>
-            </w:r>
-            <w:r>
-              <w:rPr>
-                <w:rStyle w:val="20"/>
-                <w:rFonts w:ascii="Times New Roman" w:eastAsia="Times New Roman" w:hAnsi="Times New Roman" w:cs="Times New Roman"/>
-                <w:color w:val="auto"/>
-                <w:sz w:val="28"/>
-                <w:szCs w:val="28"/>
-                <w:lang w:val="en-US"/>
-              </w:rPr>
-              <w:t>3</w:t>
-            </w:r>
-            <w:r>
-              <w:rPr>
-                <w:rStyle w:val="20"/>
-                <w:rFonts w:ascii="Times New Roman" w:eastAsia="Times New Roman" w:hAnsi="Times New Roman" w:cs="Times New Roman"/>
-                <w:color w:val="auto"/>
-                <w:sz w:val="28"/>
-                <w:szCs w:val="28"/>
-                <w:lang w:val="en-US"/>
-              </w:rPr>
-              <w:t>)</w:t>
-            </w:r>
-          </w:p>
-        </w:tc>
-        <w:tc>
-          <w:tcPr>
-            <w:tcW w:w="1281" w:type="dxa"/>
+            <w:tcW w:w="2106" w:type="dxa"/>
+            <w:vAlign w:val="center"/>
+          </w:tcPr>
+          <w:p>
+            <w:pPr>
+              <w:spacing w:after="0" w:line="360" w:lineRule="auto"/>
+              <w:jc w:val="center"/>
+              <w:rPr>
+                <w:rStyle w:val="20"/>
+                <w:rFonts w:ascii="Times New Roman" w:eastAsia="Times New Roman" w:hAnsi="Times New Roman" w:cs="Times New Roman"/>
+                <w:color w:val="auto"/>
+                <w:sz w:val="28"/>
+                <w:szCs w:val="28"/>
+                <w:lang w:val="en-US"/>
+              </w:rPr>
+            </w:pPr>
+            <w:r>
+              <w:rPr>
+                <w:rStyle w:val="20"/>
+                <w:rFonts w:ascii="Times New Roman" w:eastAsia="Times New Roman" w:hAnsi="Times New Roman" w:cs="Times New Roman"/>
+                <w:color w:val="auto"/>
+                <w:sz w:val="28"/>
+                <w:szCs w:val="28"/>
+                <w:lang w:val="en-US"/>
+              </w:rPr>
+              <w:t>TOTAL (exp3)</w:t>
+            </w:r>
+          </w:p>
+        </w:tc>
+        <w:tc>
+          <w:tcPr>
+            <w:tcW w:w="1123" w:type="dxa"/>
             <w:vAlign w:val="center"/>
           </w:tcPr>
           <w:p>
@@ -6411,7 +6941,7 @@
         </w:tc>
         <w:tc>
           <w:tcPr>
-            <w:tcW w:w="1971" w:type="dxa"/>
+            <w:tcW w:w="1591" w:type="dxa"/>
             <w:vAlign w:val="center"/>
           </w:tcPr>
           <w:p>
@@ -6442,7 +6972,7 @@
         </w:tc>
         <w:tc>
           <w:tcPr>
-            <w:tcW w:w="1971" w:type="dxa"/>
+            <w:tcW w:w="1418" w:type="dxa"/>
             <w:vAlign w:val="center"/>
           </w:tcPr>
           <w:p>
@@ -6473,7 +7003,7 @@
         </w:tc>
         <w:tc>
           <w:tcPr>
-            <w:tcW w:w="1971" w:type="dxa"/>
+            <w:tcW w:w="1241" w:type="dxa"/>
             <w:vAlign w:val="center"/>
           </w:tcPr>
           <w:p>
@@ -6499,6 +7029,66 @@
                 <w:lang w:val="en-US"/>
               </w:rPr>
               <w:t>0.408</w:t>
+            </w:r>
+          </w:p>
+        </w:tc>
+        <w:tc>
+          <w:tcPr>
+            <w:tcW w:w="1324" w:type="dxa"/>
+          </w:tcPr>
+          <w:p>
+            <w:pPr>
+              <w:spacing w:after="0" w:line="360" w:lineRule="auto"/>
+              <w:jc w:val="center"/>
+              <w:rPr>
+                <w:rStyle w:val="20"/>
+                <w:rFonts w:ascii="Times New Roman" w:eastAsia="Times New Roman" w:hAnsi="Times New Roman" w:cs="Times New Roman"/>
+                <w:color w:val="auto"/>
+                <w:sz w:val="28"/>
+                <w:szCs w:val="28"/>
+                <w:lang w:val="en-US"/>
+              </w:rPr>
+            </w:pPr>
+            <w:r>
+              <w:rPr>
+                <w:rStyle w:val="20"/>
+                <w:rFonts w:ascii="Times New Roman" w:eastAsia="Times New Roman" w:hAnsi="Times New Roman" w:cs="Times New Roman"/>
+                <w:color w:val="auto"/>
+                <w:sz w:val="28"/>
+                <w:szCs w:val="28"/>
+                <w:lang w:val="en-US"/>
+              </w:rPr>
+              <w:t>-</w:t>
+            </w:r>
+          </w:p>
+        </w:tc>
+        <w:tc>
+          <w:tcPr>
+            <w:tcW w:w="1051" w:type="dxa"/>
+          </w:tcPr>
+          <w:p>
+            <w:pPr>
+              <w:spacing w:after="0" w:line="360" w:lineRule="auto"/>
+              <w:jc w:val="center"/>
+              <w:rPr>
+                <w:rStyle w:val="20"/>
+                <w:rFonts w:ascii="Times New Roman" w:eastAsia="Times New Roman" w:hAnsi="Times New Roman" w:cs="Times New Roman"/>
+                <w:color w:val="auto"/>
+                <w:sz w:val="28"/>
+                <w:szCs w:val="28"/>
+                <w:lang w:val="en-US"/>
+              </w:rPr>
+            </w:pPr>
+            <w:r>
+              <w:rPr>
+                <w:rStyle w:val="20"/>
+                <w:rFonts w:ascii="Times New Roman" w:eastAsia="Times New Roman" w:hAnsi="Times New Roman" w:cs="Times New Roman"/>
+                <w:color w:val="auto"/>
+                <w:sz w:val="28"/>
+                <w:szCs w:val="28"/>
+                <w:lang w:val="en-US"/>
+              </w:rPr>
+              <w:t>-</w:t>
             </w:r>
           </w:p>
         </w:tc>
@@ -6506,49 +7096,38 @@
       <w:tr>
         <w:tc>
           <w:tcPr>
-            <w:tcW w:w="2660" w:type="dxa"/>
-            <w:vAlign w:val="center"/>
-          </w:tcPr>
-          <w:p>
-            <w:pPr>
-              <w:spacing w:after="0" w:line="360" w:lineRule="auto"/>
-              <w:jc w:val="center"/>
-              <w:rPr>
-                <w:rStyle w:val="20"/>
-                <w:rFonts w:ascii="Times New Roman" w:eastAsia="Times New Roman" w:hAnsi="Times New Roman" w:cs="Times New Roman"/>
-                <w:color w:val="auto"/>
-                <w:sz w:val="28"/>
-                <w:szCs w:val="28"/>
-                <w:lang w:val="en-US"/>
-              </w:rPr>
-            </w:pPr>
-            <w:r>
-              <w:rPr>
-                <w:rStyle w:val="20"/>
-                <w:rFonts w:ascii="Times New Roman" w:eastAsia="Times New Roman" w:hAnsi="Times New Roman" w:cs="Times New Roman"/>
-                <w:color w:val="auto"/>
-                <w:sz w:val="28"/>
-                <w:szCs w:val="28"/>
-                <w:lang w:val="en-US"/>
-              </w:rPr>
-              <w:t>MEAN</w:t>
-            </w:r>
-            <w:r>
-              <w:rPr>
-                <w:rStyle w:val="20"/>
-                <w:rFonts w:ascii="Times New Roman" w:eastAsia="Times New Roman" w:hAnsi="Times New Roman" w:cs="Times New Roman"/>
-                <w:color w:val="auto"/>
-                <w:sz w:val="28"/>
-                <w:szCs w:val="28"/>
-                <w:lang w:val="en-US"/>
-              </w:rPr>
-              <w:t xml:space="preserve"> (b)</w:t>
-            </w:r>
-          </w:p>
-        </w:tc>
-        <w:tc>
-          <w:tcPr>
-            <w:tcW w:w="1281" w:type="dxa"/>
+            <w:tcW w:w="2106" w:type="dxa"/>
+            <w:vAlign w:val="center"/>
+          </w:tcPr>
+          <w:p>
+            <w:pPr>
+              <w:spacing w:after="0" w:line="360" w:lineRule="auto"/>
+              <w:jc w:val="center"/>
+              <w:rPr>
+                <w:rStyle w:val="20"/>
+                <w:rFonts w:ascii="Times New Roman" w:eastAsia="Times New Roman" w:hAnsi="Times New Roman" w:cs="Times New Roman"/>
+                <w:color w:val="auto"/>
+                <w:sz w:val="28"/>
+                <w:szCs w:val="28"/>
+                <w:lang w:val="en-US"/>
+              </w:rPr>
+            </w:pPr>
+            <w:r>
+              <w:rPr>
+                <w:rStyle w:val="20"/>
+                <w:rFonts w:ascii="Times New Roman" w:eastAsia="Times New Roman" w:hAnsi="Times New Roman" w:cs="Times New Roman"/>
+                <w:color w:val="auto"/>
+                <w:sz w:val="28"/>
+                <w:szCs w:val="28"/>
+                <w:lang w:val="en-US"/>
+              </w:rPr>
+              <w:t>MEAN (b)</w:t>
+            </w:r>
+          </w:p>
+        </w:tc>
+        <w:tc>
+          <w:tcPr>
+            <w:tcW w:w="1123" w:type="dxa"/>
             <w:vAlign w:val="center"/>
           </w:tcPr>
           <w:p>
@@ -6579,7 +7158,7 @@
         </w:tc>
         <w:tc>
           <w:tcPr>
-            <w:tcW w:w="1971" w:type="dxa"/>
+            <w:tcW w:w="1591" w:type="dxa"/>
             <w:vAlign w:val="center"/>
           </w:tcPr>
           <w:p>
@@ -6609,7 +7188,7 @@
         </w:tc>
         <w:tc>
           <w:tcPr>
-            <w:tcW w:w="1971" w:type="dxa"/>
+            <w:tcW w:w="1418" w:type="dxa"/>
             <w:vAlign w:val="center"/>
           </w:tcPr>
           <w:p>
@@ -6639,7 +7218,7 @@
         </w:tc>
         <w:tc>
           <w:tcPr>
-            <w:tcW w:w="1971" w:type="dxa"/>
+            <w:tcW w:w="1241" w:type="dxa"/>
             <w:vAlign w:val="center"/>
           </w:tcPr>
           <w:p>
@@ -6665,6 +7244,86 @@
                 <w:lang w:val="en-US"/>
               </w:rPr>
               <w:t>0.4510</w:t>
+            </w:r>
+          </w:p>
+        </w:tc>
+        <w:tc>
+          <w:tcPr>
+            <w:tcW w:w="1324" w:type="dxa"/>
+          </w:tcPr>
+          <w:p>
+            <w:pPr>
+              <w:spacing w:after="0" w:line="360" w:lineRule="auto"/>
+              <w:jc w:val="center"/>
+              <w:rPr>
+                <w:rStyle w:val="20"/>
+                <w:rFonts w:ascii="Times New Roman" w:eastAsia="Times New Roman" w:hAnsi="Times New Roman" w:cs="Times New Roman"/>
+                <w:color w:val="auto"/>
+                <w:sz w:val="28"/>
+                <w:szCs w:val="28"/>
+                <w:lang w:val="en-US"/>
+              </w:rPr>
+            </w:pPr>
+            <w:r>
+              <w:rPr>
+                <w:rStyle w:val="20"/>
+                <w:rFonts w:ascii="Times New Roman" w:eastAsia="Times New Roman" w:hAnsi="Times New Roman" w:cs="Times New Roman"/>
+                <w:color w:val="auto"/>
+                <w:sz w:val="28"/>
+                <w:szCs w:val="28"/>
+                <w:lang w:val="en-US"/>
+              </w:rPr>
+              <w:t>3-5</w:t>
+            </w:r>
+          </w:p>
+        </w:tc>
+        <w:tc>
+          <w:tcPr>
+            <w:tcW w:w="1051" w:type="dxa"/>
+          </w:tcPr>
+          <w:p>
+            <w:pPr>
+              <w:spacing w:after="0" w:line="360" w:lineRule="auto"/>
+              <w:jc w:val="center"/>
+              <w:rPr>
+                <w:rStyle w:val="20"/>
+                <w:rFonts w:ascii="Times New Roman" w:eastAsia="Times New Roman" w:hAnsi="Times New Roman" w:cs="Times New Roman"/>
+                <w:color w:val="auto"/>
+                <w:sz w:val="28"/>
+                <w:szCs w:val="28"/>
+              </w:rPr>
+            </w:pPr>
+            <w:r>
+              <w:rPr>
+                <w:rStyle w:val="20"/>
+                <w:rFonts w:ascii="Times New Roman" w:eastAsia="Times New Roman" w:hAnsi="Times New Roman" w:cs="Times New Roman"/>
+                <w:color w:val="auto"/>
+                <w:sz w:val="28"/>
+                <w:szCs w:val="28"/>
+                <w:lang w:val="en-US"/>
+              </w:rPr>
+              <w:t>9</w:t>
+            </w:r>
+            <w:r>
+              <w:rPr>
+                <w:rStyle w:val="20"/>
+                <w:rFonts w:ascii="Times New Roman" w:eastAsia="Times New Roman" w:hAnsi="Times New Roman" w:cs="Times New Roman"/>
+                <w:color w:val="auto"/>
+                <w:sz w:val="28"/>
+                <w:szCs w:val="28"/>
+                <w:lang w:val="en-US"/>
+              </w:rPr>
+              <w:t>3</w:t>
+            </w:r>
+            <w:r>
+              <w:rPr>
+                <w:rStyle w:val="20"/>
+                <w:rFonts w:ascii="Times New Roman" w:eastAsia="Times New Roman" w:hAnsi="Times New Roman" w:cs="Times New Roman"/>
+                <w:color w:val="auto"/>
+                <w:sz w:val="28"/>
+                <w:szCs w:val="28"/>
+              </w:rPr>
+              <w:t xml:space="preserve"> </w:t>
             </w:r>
           </w:p>
         </w:tc>
@@ -6672,7 +7331,7 @@
       <w:tr>
         <w:tc>
           <w:tcPr>
-            <w:tcW w:w="2660" w:type="dxa"/>
+            <w:tcW w:w="2106" w:type="dxa"/>
             <w:vAlign w:val="center"/>
           </w:tcPr>
           <w:p>
@@ -6703,7 +7362,7 @@
         </w:tc>
         <w:tc>
           <w:tcPr>
-            <w:tcW w:w="1281" w:type="dxa"/>
+            <w:tcW w:w="1123" w:type="dxa"/>
             <w:vAlign w:val="center"/>
           </w:tcPr>
           <w:p>
@@ -6734,7 +7393,7 @@
         </w:tc>
         <w:tc>
           <w:tcPr>
-            <w:tcW w:w="1971" w:type="dxa"/>
+            <w:tcW w:w="1591" w:type="dxa"/>
             <w:vAlign w:val="center"/>
           </w:tcPr>
           <w:p>
@@ -6765,7 +7424,7 @@
         </w:tc>
         <w:tc>
           <w:tcPr>
-            <w:tcW w:w="1971" w:type="dxa"/>
+            <w:tcW w:w="1418" w:type="dxa"/>
             <w:vAlign w:val="center"/>
           </w:tcPr>
           <w:p>
@@ -6796,7 +7455,7 @@
         </w:tc>
         <w:tc>
           <w:tcPr>
-            <w:tcW w:w="1971" w:type="dxa"/>
+            <w:tcW w:w="1241" w:type="dxa"/>
             <w:vAlign w:val="center"/>
           </w:tcPr>
           <w:p>
@@ -6822,6 +7481,77 @@
                 <w:lang w:val="en-US"/>
               </w:rPr>
               <w:t>0.439</w:t>
+            </w:r>
+          </w:p>
+        </w:tc>
+        <w:tc>
+          <w:tcPr>
+            <w:tcW w:w="1324" w:type="dxa"/>
+          </w:tcPr>
+          <w:p>
+            <w:pPr>
+              <w:spacing w:after="0" w:line="360" w:lineRule="auto"/>
+              <w:jc w:val="center"/>
+              <w:rPr>
+                <w:rStyle w:val="20"/>
+                <w:rFonts w:ascii="Times New Roman" w:eastAsia="Times New Roman" w:hAnsi="Times New Roman" w:cs="Times New Roman"/>
+                <w:color w:val="auto"/>
+                <w:sz w:val="28"/>
+                <w:szCs w:val="28"/>
+                <w:lang w:val="en-US"/>
+              </w:rPr>
+            </w:pPr>
+            <w:r>
+              <w:rPr>
+                <w:rStyle w:val="20"/>
+                <w:rFonts w:ascii="Times New Roman" w:eastAsia="Times New Roman" w:hAnsi="Times New Roman" w:cs="Times New Roman"/>
+                <w:color w:val="auto"/>
+                <w:sz w:val="28"/>
+                <w:szCs w:val="28"/>
+                <w:lang w:val="en-US"/>
+              </w:rPr>
+              <w:t>3-5</w:t>
+            </w:r>
+          </w:p>
+        </w:tc>
+        <w:tc>
+          <w:tcPr>
+            <w:tcW w:w="1051" w:type="dxa"/>
+          </w:tcPr>
+          <w:p>
+            <w:pPr>
+              <w:spacing w:after="0" w:line="360" w:lineRule="auto"/>
+              <w:jc w:val="center"/>
+              <w:rPr>
+                <w:rStyle w:val="20"/>
+                <w:rFonts w:ascii="Times New Roman" w:eastAsia="Times New Roman" w:hAnsi="Times New Roman" w:cs="Times New Roman"/>
+                <w:color w:val="auto"/>
+                <w:sz w:val="28"/>
+                <w:szCs w:val="28"/>
+                <w:lang w:val="en-US"/>
+              </w:rPr>
+            </w:pPr>
+            <w:r>
+              <w:rPr>
+                <w:rStyle w:val="20"/>
+                <w:rFonts w:ascii="Times New Roman" w:eastAsia="Times New Roman" w:hAnsi="Times New Roman" w:cs="Times New Roman"/>
+                <w:color w:val="auto"/>
+                <w:sz w:val="28"/>
+                <w:szCs w:val="28"/>
+                <w:lang w:val="en-US"/>
+              </w:rPr>
+              <w:t>9</w:t>
+            </w:r>
+            <w:r>
+              <w:rPr>
+                <w:rStyle w:val="20"/>
+                <w:rFonts w:ascii="Times New Roman" w:eastAsia="Times New Roman" w:hAnsi="Times New Roman" w:cs="Times New Roman"/>
+                <w:color w:val="auto"/>
+                <w:sz w:val="28"/>
+                <w:szCs w:val="28"/>
+                <w:lang w:val="en-US"/>
+              </w:rPr>
+              <w:t>3</w:t>
             </w:r>
           </w:p>
         </w:tc>
@@ -6829,60 +7559,38 @@
       <w:tr>
         <w:tc>
           <w:tcPr>
-            <w:tcW w:w="2660" w:type="dxa"/>
-            <w:vAlign w:val="center"/>
-          </w:tcPr>
-          <w:p>
-            <w:pPr>
-              <w:spacing w:after="0" w:line="360" w:lineRule="auto"/>
-              <w:jc w:val="center"/>
-              <w:rPr>
-                <w:rStyle w:val="20"/>
-                <w:rFonts w:ascii="Times New Roman" w:eastAsia="Times New Roman" w:hAnsi="Times New Roman" w:cs="Times New Roman"/>
-                <w:color w:val="auto"/>
-                <w:sz w:val="28"/>
-                <w:szCs w:val="28"/>
-                <w:lang w:val="en-US"/>
-              </w:rPr>
-            </w:pPr>
-            <w:r>
-              <w:rPr>
-                <w:rStyle w:val="20"/>
-                <w:rFonts w:ascii="Times New Roman" w:eastAsia="Times New Roman" w:hAnsi="Times New Roman" w:cs="Times New Roman"/>
-                <w:color w:val="auto"/>
-                <w:sz w:val="28"/>
-                <w:szCs w:val="28"/>
-                <w:lang w:val="en-US"/>
-              </w:rPr>
-              <w:t>MEAN (exp</w:t>
-            </w:r>
-            <w:r>
-              <w:rPr>
-                <w:rStyle w:val="20"/>
-                <w:rFonts w:ascii="Times New Roman" w:eastAsia="Times New Roman" w:hAnsi="Times New Roman" w:cs="Times New Roman"/>
-                <w:color w:val="auto"/>
-                <w:sz w:val="28"/>
-                <w:szCs w:val="28"/>
-                <w:lang w:val="en-US"/>
-              </w:rPr>
-              <w:t>2</w:t>
-            </w:r>
-            <w:r>
-              <w:rPr>
-                <w:rStyle w:val="20"/>
-                <w:rFonts w:ascii="Times New Roman" w:eastAsia="Times New Roman" w:hAnsi="Times New Roman" w:cs="Times New Roman"/>
-                <w:color w:val="auto"/>
-                <w:sz w:val="28"/>
-                <w:szCs w:val="28"/>
-                <w:lang w:val="en-US"/>
-              </w:rPr>
-              <w:t>)</w:t>
-            </w:r>
-          </w:p>
-        </w:tc>
-        <w:tc>
-          <w:tcPr>
-            <w:tcW w:w="1281" w:type="dxa"/>
+            <w:tcW w:w="2106" w:type="dxa"/>
+            <w:vAlign w:val="center"/>
+          </w:tcPr>
+          <w:p>
+            <w:pPr>
+              <w:spacing w:after="0" w:line="360" w:lineRule="auto"/>
+              <w:jc w:val="center"/>
+              <w:rPr>
+                <w:rStyle w:val="20"/>
+                <w:rFonts w:ascii="Times New Roman" w:eastAsia="Times New Roman" w:hAnsi="Times New Roman" w:cs="Times New Roman"/>
+                <w:color w:val="auto"/>
+                <w:sz w:val="28"/>
+                <w:szCs w:val="28"/>
+                <w:lang w:val="en-US"/>
+              </w:rPr>
+            </w:pPr>
+            <w:r>
+              <w:rPr>
+                <w:rStyle w:val="20"/>
+                <w:rFonts w:ascii="Times New Roman" w:eastAsia="Times New Roman" w:hAnsi="Times New Roman" w:cs="Times New Roman"/>
+                <w:color w:val="auto"/>
+                <w:sz w:val="28"/>
+                <w:szCs w:val="28"/>
+                <w:lang w:val="en-US"/>
+              </w:rPr>
+              <w:t>MEAN (exp2)</w:t>
+            </w:r>
+          </w:p>
+        </w:tc>
+        <w:tc>
+          <w:tcPr>
+            <w:tcW w:w="1123" w:type="dxa"/>
             <w:vAlign w:val="center"/>
           </w:tcPr>
           <w:p>
@@ -6913,7 +7621,7 @@
         </w:tc>
         <w:tc>
           <w:tcPr>
-            <w:tcW w:w="1971" w:type="dxa"/>
+            <w:tcW w:w="1591" w:type="dxa"/>
             <w:vAlign w:val="center"/>
           </w:tcPr>
           <w:p>
@@ -6944,7 +7652,7 @@
         </w:tc>
         <w:tc>
           <w:tcPr>
-            <w:tcW w:w="1971" w:type="dxa"/>
+            <w:tcW w:w="1418" w:type="dxa"/>
             <w:vAlign w:val="center"/>
           </w:tcPr>
           <w:p>
@@ -6975,7 +7683,7 @@
         </w:tc>
         <w:tc>
           <w:tcPr>
-            <w:tcW w:w="1971" w:type="dxa"/>
+            <w:tcW w:w="1241" w:type="dxa"/>
             <w:vAlign w:val="center"/>
           </w:tcPr>
           <w:p>
@@ -7001,6 +7709,88 @@
                 <w:lang w:val="en-US"/>
               </w:rPr>
               <w:t>0.43</w:t>
+            </w:r>
+          </w:p>
+        </w:tc>
+        <w:tc>
+          <w:tcPr>
+            <w:tcW w:w="1324" w:type="dxa"/>
+          </w:tcPr>
+          <w:p>
+            <w:pPr>
+              <w:spacing w:after="0" w:line="360" w:lineRule="auto"/>
+              <w:jc w:val="center"/>
+              <w:rPr>
+                <w:rStyle w:val="20"/>
+                <w:rFonts w:ascii="Times New Roman" w:eastAsia="Times New Roman" w:hAnsi="Times New Roman" w:cs="Times New Roman"/>
+                <w:color w:val="auto"/>
+                <w:sz w:val="28"/>
+                <w:szCs w:val="28"/>
+                <w:lang w:val="en-US"/>
+              </w:rPr>
+            </w:pPr>
+            <w:r>
+              <w:rPr>
+                <w:rStyle w:val="20"/>
+                <w:rFonts w:ascii="Times New Roman" w:eastAsia="Times New Roman" w:hAnsi="Times New Roman" w:cs="Times New Roman"/>
+                <w:color w:val="auto"/>
+                <w:sz w:val="28"/>
+                <w:szCs w:val="28"/>
+                <w:lang w:val="en-US"/>
+              </w:rPr>
+              <w:t>3-</w:t>
+            </w:r>
+            <w:r>
+              <w:rPr>
+                <w:rStyle w:val="20"/>
+                <w:rFonts w:ascii="Times New Roman" w:eastAsia="Times New Roman" w:hAnsi="Times New Roman" w:cs="Times New Roman"/>
+                <w:color w:val="auto"/>
+                <w:sz w:val="28"/>
+                <w:szCs w:val="28"/>
+                <w:lang w:val="en-US"/>
+              </w:rPr>
+              <w:t>6</w:t>
+            </w:r>
+          </w:p>
+        </w:tc>
+        <w:tc>
+          <w:tcPr>
+            <w:tcW w:w="1051" w:type="dxa"/>
+          </w:tcPr>
+          <w:p>
+            <w:pPr>
+              <w:spacing w:after="0" w:line="360" w:lineRule="auto"/>
+              <w:jc w:val="center"/>
+              <w:rPr>
+                <w:rStyle w:val="20"/>
+                <w:rFonts w:ascii="Times New Roman" w:eastAsia="Times New Roman" w:hAnsi="Times New Roman" w:cs="Times New Roman"/>
+                <w:color w:val="auto"/>
+                <w:sz w:val="28"/>
+                <w:szCs w:val="28"/>
+                <w:lang w:val="en-US"/>
+              </w:rPr>
+            </w:pPr>
+            <w:r>
+              <w:rPr>
+                <w:rStyle w:val="20"/>
+                <w:rFonts w:ascii="Times New Roman" w:eastAsia="Times New Roman" w:hAnsi="Times New Roman" w:cs="Times New Roman"/>
+                <w:color w:val="auto"/>
+                <w:sz w:val="28"/>
+                <w:szCs w:val="28"/>
+                <w:lang w:val="en-US"/>
+              </w:rPr>
+              <w:t>9</w:t>
+            </w:r>
+            <w:r>
+              <w:rPr>
+                <w:rStyle w:val="20"/>
+                <w:rFonts w:ascii="Times New Roman" w:eastAsia="Times New Roman" w:hAnsi="Times New Roman" w:cs="Times New Roman"/>
+                <w:color w:val="auto"/>
+                <w:sz w:val="28"/>
+                <w:szCs w:val="28"/>
+                <w:lang w:val="en-US"/>
+              </w:rPr>
+              <w:t>3</w:t>
             </w:r>
           </w:p>
         </w:tc>
@@ -7008,60 +7798,38 @@
       <w:tr>
         <w:tc>
           <w:tcPr>
-            <w:tcW w:w="2660" w:type="dxa"/>
-            <w:vAlign w:val="center"/>
-          </w:tcPr>
-          <w:p>
-            <w:pPr>
-              <w:spacing w:after="0" w:line="360" w:lineRule="auto"/>
-              <w:jc w:val="center"/>
-              <w:rPr>
-                <w:rStyle w:val="20"/>
-                <w:rFonts w:ascii="Times New Roman" w:eastAsia="Times New Roman" w:hAnsi="Times New Roman" w:cs="Times New Roman"/>
-                <w:color w:val="auto"/>
-                <w:sz w:val="28"/>
-                <w:szCs w:val="28"/>
-                <w:lang w:val="en-US"/>
-              </w:rPr>
-            </w:pPr>
-            <w:r>
-              <w:rPr>
-                <w:rStyle w:val="20"/>
-                <w:rFonts w:ascii="Times New Roman" w:eastAsia="Times New Roman" w:hAnsi="Times New Roman" w:cs="Times New Roman"/>
-                <w:color w:val="auto"/>
-                <w:sz w:val="28"/>
-                <w:szCs w:val="28"/>
-                <w:lang w:val="en-US"/>
-              </w:rPr>
-              <w:t>MEAN (exp</w:t>
-            </w:r>
-            <w:r>
-              <w:rPr>
-                <w:rStyle w:val="20"/>
-                <w:rFonts w:ascii="Times New Roman" w:eastAsia="Times New Roman" w:hAnsi="Times New Roman" w:cs="Times New Roman"/>
-                <w:color w:val="auto"/>
-                <w:sz w:val="28"/>
-                <w:szCs w:val="28"/>
-                <w:lang w:val="en-US"/>
-              </w:rPr>
-              <w:t>3</w:t>
-            </w:r>
-            <w:r>
-              <w:rPr>
-                <w:rStyle w:val="20"/>
-                <w:rFonts w:ascii="Times New Roman" w:eastAsia="Times New Roman" w:hAnsi="Times New Roman" w:cs="Times New Roman"/>
-                <w:color w:val="auto"/>
-                <w:sz w:val="28"/>
-                <w:szCs w:val="28"/>
-                <w:lang w:val="en-US"/>
-              </w:rPr>
-              <w:t>)</w:t>
-            </w:r>
-          </w:p>
-        </w:tc>
-        <w:tc>
-          <w:tcPr>
-            <w:tcW w:w="1281" w:type="dxa"/>
+            <w:tcW w:w="2106" w:type="dxa"/>
+            <w:vAlign w:val="center"/>
+          </w:tcPr>
+          <w:p>
+            <w:pPr>
+              <w:spacing w:after="0" w:line="360" w:lineRule="auto"/>
+              <w:jc w:val="center"/>
+              <w:rPr>
+                <w:rStyle w:val="20"/>
+                <w:rFonts w:ascii="Times New Roman" w:eastAsia="Times New Roman" w:hAnsi="Times New Roman" w:cs="Times New Roman"/>
+                <w:color w:val="auto"/>
+                <w:sz w:val="28"/>
+                <w:szCs w:val="28"/>
+                <w:lang w:val="en-US"/>
+              </w:rPr>
+            </w:pPr>
+            <w:r>
+              <w:rPr>
+                <w:rStyle w:val="20"/>
+                <w:rFonts w:ascii="Times New Roman" w:eastAsia="Times New Roman" w:hAnsi="Times New Roman" w:cs="Times New Roman"/>
+                <w:color w:val="auto"/>
+                <w:sz w:val="28"/>
+                <w:szCs w:val="28"/>
+                <w:lang w:val="en-US"/>
+              </w:rPr>
+              <w:t>MEAN (exp3)</w:t>
+            </w:r>
+          </w:p>
+        </w:tc>
+        <w:tc>
+          <w:tcPr>
+            <w:tcW w:w="1123" w:type="dxa"/>
             <w:vAlign w:val="center"/>
           </w:tcPr>
           <w:p>
@@ -7092,7 +7860,7 @@
         </w:tc>
         <w:tc>
           <w:tcPr>
-            <w:tcW w:w="1971" w:type="dxa"/>
+            <w:tcW w:w="1591" w:type="dxa"/>
             <w:vAlign w:val="center"/>
           </w:tcPr>
           <w:p>
@@ -7123,7 +7891,7 @@
         </w:tc>
         <w:tc>
           <w:tcPr>
-            <w:tcW w:w="1971" w:type="dxa"/>
+            <w:tcW w:w="1418" w:type="dxa"/>
             <w:vAlign w:val="center"/>
           </w:tcPr>
           <w:p>
@@ -7154,7 +7922,7 @@
         </w:tc>
         <w:tc>
           <w:tcPr>
-            <w:tcW w:w="1971" w:type="dxa"/>
+            <w:tcW w:w="1241" w:type="dxa"/>
             <w:vAlign w:val="center"/>
           </w:tcPr>
           <w:p>
@@ -7180,6 +7948,66 @@
                 <w:lang w:val="en-US"/>
               </w:rPr>
               <w:t>0.446</w:t>
+            </w:r>
+          </w:p>
+        </w:tc>
+        <w:tc>
+          <w:tcPr>
+            <w:tcW w:w="1324" w:type="dxa"/>
+          </w:tcPr>
+          <w:p>
+            <w:pPr>
+              <w:spacing w:after="0" w:line="360" w:lineRule="auto"/>
+              <w:jc w:val="center"/>
+              <w:rPr>
+                <w:rStyle w:val="20"/>
+                <w:rFonts w:ascii="Times New Roman" w:eastAsia="Times New Roman" w:hAnsi="Times New Roman" w:cs="Times New Roman"/>
+                <w:color w:val="auto"/>
+                <w:sz w:val="28"/>
+                <w:szCs w:val="28"/>
+                <w:lang w:val="en-US"/>
+              </w:rPr>
+            </w:pPr>
+            <w:r>
+              <w:rPr>
+                <w:rStyle w:val="20"/>
+                <w:rFonts w:ascii="Times New Roman" w:eastAsia="Times New Roman" w:hAnsi="Times New Roman" w:cs="Times New Roman"/>
+                <w:color w:val="auto"/>
+                <w:sz w:val="28"/>
+                <w:szCs w:val="28"/>
+                <w:lang w:val="en-US"/>
+              </w:rPr>
+              <w:t>3-5</w:t>
+            </w:r>
+          </w:p>
+        </w:tc>
+        <w:tc>
+          <w:tcPr>
+            <w:tcW w:w="1051" w:type="dxa"/>
+          </w:tcPr>
+          <w:p>
+            <w:pPr>
+              <w:spacing w:after="0" w:line="360" w:lineRule="auto"/>
+              <w:jc w:val="center"/>
+              <w:rPr>
+                <w:rStyle w:val="20"/>
+                <w:rFonts w:ascii="Times New Roman" w:eastAsia="Times New Roman" w:hAnsi="Times New Roman" w:cs="Times New Roman"/>
+                <w:color w:val="auto"/>
+                <w:sz w:val="28"/>
+                <w:szCs w:val="28"/>
+                <w:lang w:val="en-US"/>
+              </w:rPr>
+            </w:pPr>
+            <w:r>
+              <w:rPr>
+                <w:rStyle w:val="20"/>
+                <w:rFonts w:ascii="Times New Roman" w:eastAsia="Times New Roman" w:hAnsi="Times New Roman" w:cs="Times New Roman"/>
+                <w:color w:val="auto"/>
+                <w:sz w:val="28"/>
+                <w:szCs w:val="28"/>
+                <w:lang w:val="en-US"/>
+              </w:rPr>
+              <w:t>93</w:t>
             </w:r>
           </w:p>
         </w:tc>
@@ -7321,6 +8149,7 @@
           <w:sz w:val="28"/>
           <w:szCs w:val="28"/>
         </w:rPr>
+        <w:lastRenderedPageBreak/>
         <w:t xml:space="preserve">Пространственный анализ </w:t>
       </w:r>
       <w:r>
@@ -7463,7 +8292,6 @@
           <w:sz w:val="28"/>
           <w:szCs w:val="28"/>
         </w:rPr>
-        <w:lastRenderedPageBreak/>
         <w:t>Шаг 6.</w:t>
       </w:r>
       <w:r>
@@ -8504,6 +9332,7 @@
           <w:sz w:val="28"/>
           <w:szCs w:val="28"/>
         </w:rPr>
+        <w:lastRenderedPageBreak/>
         <w:t>Обработка одного изображения занимает менее 1-2 секунд (в зависимости от CPU/GPU), что укладывается в требования синхронного веб-сервиса.</w:t>
       </w:r>
       <w:r>
@@ -8613,7 +9442,6 @@
         </w:rPr>
       </w:pPr>
       <w:r>
-        <w:lastRenderedPageBreak/>
         <w:br w:type="page"/>
       </w:r>
     </w:p>
@@ -9688,7 +10516,6 @@
   <w:style w:type="character" w:default="1" w:styleId="a0">
     <w:name w:val="Default Paragraph Font"/>
     <w:uiPriority w:val="1"/>
-    <w:semiHidden/>
     <w:unhideWhenUsed/>
   </w:style>
   <w:style w:type="table" w:default="1" w:styleId="a1">
